--- a/documents/DeskSideClock_基本設計書_v2.4.0.docx
+++ b/documents/DeskSideClock_基本設計書_v2.4.0.docx
@@ -357,6 +357,7 @@
       <w:pPr>
         <w:pStyle w:val="Heading1"/>
         <w:keepNext/>
+        <w:pageBreakBefore/>
       </w:pPr>
       <w:r>
         <w:t>目次</w:t>
@@ -364,278 +365,3155 @@
     </w:p>
     <w:p>
       <w:pPr>
-        <w:spacing w:after="40"/>
+        <w:pStyle w:val="TOC1"/>
+        <w:tabs>
+          <w:tab w:val="right" w:leader="dot" w:pos="9810"/>
+        </w:tabs>
+        <w:rPr>
+          <w:rFonts w:asciiTheme="minorHAnsi" w:eastAsiaTheme="minorEastAsia" w:hAnsiTheme="minorHAnsi"/>
+          <w:noProof/>
+          <w:kern w:val="2"/>
+          <w:sz w:val="21"/>
+          <w:szCs w:val="24"/>
+          <w:lang w:eastAsia="ja-JP"/>
+          <w14:ligatures w14:val="standardContextual"/>
+        </w:rPr>
       </w:pPr>
       <w:r>
-        <w:rPr>
-          <w:rFonts w:ascii="Arial" w:hAnsi="Arial" w:eastAsia="Noto Sans JP"/>
-          <w:b/>
-          <w:color w:val="1F4E78"/>
-          <w:sz w:val="20"/>
-        </w:rPr>
-        <w:t>1  設計概要</w:t>
+        <w:fldChar w:fldCharType="begin"/>
       </w:r>
+      <w:r>
+        <w:instrText xml:space="preserve"> TOC \o "1-3" \h \u </w:instrText>
+      </w:r>
+      <w:r>
+        <w:fldChar w:fldCharType="separate"/>
+      </w:r>
+      <w:hyperlink w:anchor="_Toc238979242" w:history="1">
+        <w:r>
+          <w:rPr>
+            <w:rStyle w:val="aff"/>
+            <w:noProof/>
+          </w:rPr>
+          <w:t xml:space="preserve">1. </w:t>
+        </w:r>
+        <w:r>
+          <w:rPr>
+            <w:rStyle w:val="aff"/>
+            <w:noProof/>
+          </w:rPr>
+          <w:t>設計概要</w:t>
+        </w:r>
+        <w:r>
+          <w:rPr>
+            <w:noProof/>
+          </w:rPr>
+          <w:tab/>
+        </w:r>
+        <w:r>
+          <w:rPr>
+            <w:noProof/>
+          </w:rPr>
+          <w:fldChar w:fldCharType="begin"/>
+        </w:r>
+        <w:r>
+          <w:rPr>
+            <w:noProof/>
+          </w:rPr>
+          <w:instrText xml:space="preserve"> PAGEREF _Toc238979242 \h </w:instrText>
+        </w:r>
+        <w:r>
+          <w:rPr>
+            <w:noProof/>
+          </w:rPr>
+        </w:r>
+        <w:r>
+          <w:rPr>
+            <w:noProof/>
+          </w:rPr>
+          <w:fldChar w:fldCharType="separate"/>
+        </w:r>
+        <w:r>
+          <w:rPr>
+            <w:noProof/>
+          </w:rPr>
+          <w:t>3</w:t>
+        </w:r>
+        <w:r>
+          <w:rPr>
+            <w:noProof/>
+          </w:rPr>
+          <w:fldChar w:fldCharType="end"/>
+        </w:r>
+      </w:hyperlink>
     </w:p>
     <w:p>
       <w:pPr>
-        <w:spacing w:after="40"/>
+        <w:pStyle w:val="TOC2"/>
+        <w:tabs>
+          <w:tab w:val="right" w:leader="dot" w:pos="9810"/>
+        </w:tabs>
+        <w:rPr>
+          <w:rFonts w:asciiTheme="minorHAnsi" w:eastAsiaTheme="minorEastAsia" w:hAnsiTheme="minorHAnsi"/>
+          <w:noProof/>
+          <w:kern w:val="2"/>
+          <w:sz w:val="21"/>
+          <w:szCs w:val="24"/>
+          <w:lang w:eastAsia="ja-JP"/>
+          <w14:ligatures w14:val="standardContextual"/>
+        </w:rPr>
       </w:pPr>
-      <w:r>
-        <w:rPr>
-          <w:rFonts w:ascii="Arial" w:hAnsi="Arial" w:eastAsia="Noto Sans JP"/>
-          <w:b/>
-          <w:color w:val="1F4E78"/>
-          <w:sz w:val="20"/>
-        </w:rPr>
-        <w:t>2  システム構成</w:t>
-      </w:r>
+      <w:hyperlink w:anchor="_Toc238979243" w:history="1">
+        <w:r>
+          <w:rPr>
+            <w:rStyle w:val="aff"/>
+            <w:noProof/>
+          </w:rPr>
+          <w:t xml:space="preserve">1.1 </w:t>
+        </w:r>
+        <w:r>
+          <w:rPr>
+            <w:rStyle w:val="aff"/>
+            <w:noProof/>
+          </w:rPr>
+          <w:t>設計目的</w:t>
+        </w:r>
+        <w:r>
+          <w:rPr>
+            <w:noProof/>
+          </w:rPr>
+          <w:tab/>
+        </w:r>
+        <w:r>
+          <w:rPr>
+            <w:noProof/>
+          </w:rPr>
+          <w:fldChar w:fldCharType="begin"/>
+        </w:r>
+        <w:r>
+          <w:rPr>
+            <w:noProof/>
+          </w:rPr>
+          <w:instrText xml:space="preserve"> PAGEREF _Toc238979243 \h </w:instrText>
+        </w:r>
+        <w:r>
+          <w:rPr>
+            <w:noProof/>
+          </w:rPr>
+        </w:r>
+        <w:r>
+          <w:rPr>
+            <w:noProof/>
+          </w:rPr>
+          <w:fldChar w:fldCharType="separate"/>
+        </w:r>
+        <w:r>
+          <w:rPr>
+            <w:noProof/>
+          </w:rPr>
+          <w:t>3</w:t>
+        </w:r>
+        <w:r>
+          <w:rPr>
+            <w:noProof/>
+          </w:rPr>
+          <w:fldChar w:fldCharType="end"/>
+        </w:r>
+      </w:hyperlink>
     </w:p>
     <w:p>
       <w:pPr>
-        <w:spacing w:after="40"/>
+        <w:pStyle w:val="TOC2"/>
+        <w:tabs>
+          <w:tab w:val="right" w:leader="dot" w:pos="9810"/>
+        </w:tabs>
+        <w:rPr>
+          <w:rFonts w:asciiTheme="minorHAnsi" w:eastAsiaTheme="minorEastAsia" w:hAnsiTheme="minorHAnsi"/>
+          <w:noProof/>
+          <w:kern w:val="2"/>
+          <w:sz w:val="21"/>
+          <w:szCs w:val="24"/>
+          <w:lang w:eastAsia="ja-JP"/>
+          <w14:ligatures w14:val="standardContextual"/>
+        </w:rPr>
       </w:pPr>
-      <w:r>
-        <w:rPr>
-          <w:rFonts w:ascii="Arial" w:hAnsi="Arial" w:eastAsia="Noto Sans JP"/>
-          <w:b/>
-          <w:color w:val="1F4E78"/>
-          <w:sz w:val="20"/>
-        </w:rPr>
-        <w:t>3  起動・終了設計</w:t>
-      </w:r>
+      <w:hyperlink w:anchor="_Toc238979244" w:history="1">
+        <w:r>
+          <w:rPr>
+            <w:rStyle w:val="aff"/>
+            <w:noProof/>
+          </w:rPr>
+          <w:t xml:space="preserve">1.2 </w:t>
+        </w:r>
+        <w:r>
+          <w:rPr>
+            <w:rStyle w:val="aff"/>
+            <w:noProof/>
+          </w:rPr>
+          <w:t>設計方針</w:t>
+        </w:r>
+        <w:r>
+          <w:rPr>
+            <w:noProof/>
+          </w:rPr>
+          <w:tab/>
+        </w:r>
+        <w:r>
+          <w:rPr>
+            <w:noProof/>
+          </w:rPr>
+          <w:fldChar w:fldCharType="begin"/>
+        </w:r>
+        <w:r>
+          <w:rPr>
+            <w:noProof/>
+          </w:rPr>
+          <w:instrText xml:space="preserve"> PAGEREF _Toc238979244 \h </w:instrText>
+        </w:r>
+        <w:r>
+          <w:rPr>
+            <w:noProof/>
+          </w:rPr>
+        </w:r>
+        <w:r>
+          <w:rPr>
+            <w:noProof/>
+          </w:rPr>
+          <w:fldChar w:fldCharType="separate"/>
+        </w:r>
+        <w:r>
+          <w:rPr>
+            <w:noProof/>
+          </w:rPr>
+          <w:t>3</w:t>
+        </w:r>
+        <w:r>
+          <w:rPr>
+            <w:noProof/>
+          </w:rPr>
+          <w:fldChar w:fldCharType="end"/>
+        </w:r>
+      </w:hyperlink>
     </w:p>
     <w:p>
       <w:pPr>
-        <w:spacing w:after="40"/>
+        <w:pStyle w:val="TOC1"/>
+        <w:tabs>
+          <w:tab w:val="right" w:leader="dot" w:pos="9810"/>
+        </w:tabs>
+        <w:rPr>
+          <w:rFonts w:asciiTheme="minorHAnsi" w:eastAsiaTheme="minorEastAsia" w:hAnsiTheme="minorHAnsi"/>
+          <w:noProof/>
+          <w:kern w:val="2"/>
+          <w:sz w:val="21"/>
+          <w:szCs w:val="24"/>
+          <w:lang w:eastAsia="ja-JP"/>
+          <w14:ligatures w14:val="standardContextual"/>
+        </w:rPr>
       </w:pPr>
-      <w:r>
-        <w:rPr>
-          <w:rFonts w:ascii="Arial" w:hAnsi="Arial" w:eastAsia="Noto Sans JP"/>
-          <w:b/>
-          <w:color w:val="1F4E78"/>
-          <w:sz w:val="20"/>
-        </w:rPr>
-        <w:t>4  モジュール設計</w:t>
-      </w:r>
+      <w:hyperlink w:anchor="_Toc238979245" w:history="1">
+        <w:r>
+          <w:rPr>
+            <w:rStyle w:val="aff"/>
+            <w:noProof/>
+          </w:rPr>
+          <w:t xml:space="preserve">2. </w:t>
+        </w:r>
+        <w:r>
+          <w:rPr>
+            <w:rStyle w:val="aff"/>
+            <w:noProof/>
+          </w:rPr>
+          <w:t>システム構成</w:t>
+        </w:r>
+        <w:r>
+          <w:rPr>
+            <w:noProof/>
+          </w:rPr>
+          <w:tab/>
+        </w:r>
+        <w:r>
+          <w:rPr>
+            <w:noProof/>
+          </w:rPr>
+          <w:fldChar w:fldCharType="begin"/>
+        </w:r>
+        <w:r>
+          <w:rPr>
+            <w:noProof/>
+          </w:rPr>
+          <w:instrText xml:space="preserve"> PAGEREF _Toc238979245 \h </w:instrText>
+        </w:r>
+        <w:r>
+          <w:rPr>
+            <w:noProof/>
+          </w:rPr>
+        </w:r>
+        <w:r>
+          <w:rPr>
+            <w:noProof/>
+          </w:rPr>
+          <w:fldChar w:fldCharType="separate"/>
+        </w:r>
+        <w:r>
+          <w:rPr>
+            <w:noProof/>
+          </w:rPr>
+          <w:t>4</w:t>
+        </w:r>
+        <w:r>
+          <w:rPr>
+            <w:noProof/>
+          </w:rPr>
+          <w:fldChar w:fldCharType="end"/>
+        </w:r>
+      </w:hyperlink>
     </w:p>
     <w:p>
       <w:pPr>
-        <w:spacing w:after="40"/>
+        <w:pStyle w:val="TOC2"/>
+        <w:tabs>
+          <w:tab w:val="right" w:leader="dot" w:pos="9810"/>
+        </w:tabs>
+        <w:rPr>
+          <w:rFonts w:asciiTheme="minorHAnsi" w:eastAsiaTheme="minorEastAsia" w:hAnsiTheme="minorHAnsi"/>
+          <w:noProof/>
+          <w:kern w:val="2"/>
+          <w:sz w:val="21"/>
+          <w:szCs w:val="24"/>
+          <w:lang w:eastAsia="ja-JP"/>
+          <w14:ligatures w14:val="standardContextual"/>
+        </w:rPr>
       </w:pPr>
-      <w:r>
-        <w:rPr>
-          <w:rFonts w:ascii="Arial" w:hAnsi="Arial" w:eastAsia="Noto Sans JP"/>
-          <w:b/>
-          <w:color w:val="1F4E78"/>
-          <w:sz w:val="20"/>
-        </w:rPr>
-        <w:t>5  状態・データ設計</w:t>
-      </w:r>
+      <w:hyperlink w:anchor="_Toc238979246" w:history="1">
+        <w:r>
+          <w:rPr>
+            <w:rStyle w:val="aff"/>
+            <w:noProof/>
+          </w:rPr>
+          <w:t xml:space="preserve">2.1 </w:t>
+        </w:r>
+        <w:r>
+          <w:rPr>
+            <w:rStyle w:val="aff"/>
+            <w:noProof/>
+          </w:rPr>
+          <w:t>論理構成</w:t>
+        </w:r>
+        <w:r>
+          <w:rPr>
+            <w:noProof/>
+          </w:rPr>
+          <w:tab/>
+        </w:r>
+        <w:r>
+          <w:rPr>
+            <w:noProof/>
+          </w:rPr>
+          <w:fldChar w:fldCharType="begin"/>
+        </w:r>
+        <w:r>
+          <w:rPr>
+            <w:noProof/>
+          </w:rPr>
+          <w:instrText xml:space="preserve"> PAGEREF _Toc238979246 \h </w:instrText>
+        </w:r>
+        <w:r>
+          <w:rPr>
+            <w:noProof/>
+          </w:rPr>
+        </w:r>
+        <w:r>
+          <w:rPr>
+            <w:noProof/>
+          </w:rPr>
+          <w:fldChar w:fldCharType="separate"/>
+        </w:r>
+        <w:r>
+          <w:rPr>
+            <w:noProof/>
+          </w:rPr>
+          <w:t>4</w:t>
+        </w:r>
+        <w:r>
+          <w:rPr>
+            <w:noProof/>
+          </w:rPr>
+          <w:fldChar w:fldCharType="end"/>
+        </w:r>
+      </w:hyperlink>
     </w:p>
     <w:p>
       <w:pPr>
-        <w:spacing w:after="40"/>
+        <w:pStyle w:val="TOC2"/>
+        <w:tabs>
+          <w:tab w:val="right" w:leader="dot" w:pos="9810"/>
+        </w:tabs>
+        <w:rPr>
+          <w:rFonts w:asciiTheme="minorHAnsi" w:eastAsiaTheme="minorEastAsia" w:hAnsiTheme="minorHAnsi"/>
+          <w:noProof/>
+          <w:kern w:val="2"/>
+          <w:sz w:val="21"/>
+          <w:szCs w:val="24"/>
+          <w:lang w:eastAsia="ja-JP"/>
+          <w14:ligatures w14:val="standardContextual"/>
+        </w:rPr>
       </w:pPr>
-      <w:r>
-        <w:rPr>
-          <w:rFonts w:ascii="Arial" w:hAnsi="Arial" w:eastAsia="Noto Sans JP"/>
-          <w:b/>
-          <w:color w:val="1F4E78"/>
-          <w:sz w:val="20"/>
-        </w:rPr>
-        <w:t>6  スレッド設計</w:t>
-      </w:r>
+      <w:hyperlink w:anchor="_Toc238979247" w:history="1">
+        <w:r>
+          <w:rPr>
+            <w:rStyle w:val="aff"/>
+            <w:noProof/>
+          </w:rPr>
+          <w:t xml:space="preserve">2.2 </w:t>
+        </w:r>
+        <w:r>
+          <w:rPr>
+            <w:rStyle w:val="aff"/>
+            <w:noProof/>
+          </w:rPr>
+          <w:t>データフロー</w:t>
+        </w:r>
+        <w:r>
+          <w:rPr>
+            <w:noProof/>
+          </w:rPr>
+          <w:tab/>
+        </w:r>
+        <w:r>
+          <w:rPr>
+            <w:noProof/>
+          </w:rPr>
+          <w:fldChar w:fldCharType="begin"/>
+        </w:r>
+        <w:r>
+          <w:rPr>
+            <w:noProof/>
+          </w:rPr>
+          <w:instrText xml:space="preserve"> PAGEREF _Toc238979247 \h </w:instrText>
+        </w:r>
+        <w:r>
+          <w:rPr>
+            <w:noProof/>
+          </w:rPr>
+        </w:r>
+        <w:r>
+          <w:rPr>
+            <w:noProof/>
+          </w:rPr>
+          <w:fldChar w:fldCharType="separate"/>
+        </w:r>
+        <w:r>
+          <w:rPr>
+            <w:noProof/>
+          </w:rPr>
+          <w:t>4</w:t>
+        </w:r>
+        <w:r>
+          <w:rPr>
+            <w:noProof/>
+          </w:rPr>
+          <w:fldChar w:fldCharType="end"/>
+        </w:r>
+      </w:hyperlink>
     </w:p>
     <w:p>
       <w:pPr>
-        <w:spacing w:after="40"/>
+        <w:pStyle w:val="TOC1"/>
+        <w:tabs>
+          <w:tab w:val="right" w:leader="dot" w:pos="9810"/>
+        </w:tabs>
+        <w:rPr>
+          <w:rFonts w:asciiTheme="minorHAnsi" w:eastAsiaTheme="minorEastAsia" w:hAnsiTheme="minorHAnsi"/>
+          <w:noProof/>
+          <w:kern w:val="2"/>
+          <w:sz w:val="21"/>
+          <w:szCs w:val="24"/>
+          <w:lang w:eastAsia="ja-JP"/>
+          <w14:ligatures w14:val="standardContextual"/>
+        </w:rPr>
       </w:pPr>
-      <w:r>
-        <w:rPr>
-          <w:rFonts w:ascii="Arial" w:hAnsi="Arial" w:eastAsia="Noto Sans JP"/>
-          <w:b/>
-          <w:color w:val="1F4E78"/>
-          <w:sz w:val="20"/>
-        </w:rPr>
-        <w:t>7  センサーI/F設計</w:t>
-      </w:r>
+      <w:hyperlink w:anchor="_Toc238979248" w:history="1">
+        <w:r>
+          <w:rPr>
+            <w:rStyle w:val="aff"/>
+            <w:noProof/>
+          </w:rPr>
+          <w:t xml:space="preserve">3. </w:t>
+        </w:r>
+        <w:r>
+          <w:rPr>
+            <w:rStyle w:val="aff"/>
+            <w:noProof/>
+          </w:rPr>
+          <w:t>起動・終了設計</w:t>
+        </w:r>
+        <w:r>
+          <w:rPr>
+            <w:noProof/>
+          </w:rPr>
+          <w:tab/>
+        </w:r>
+        <w:r>
+          <w:rPr>
+            <w:noProof/>
+          </w:rPr>
+          <w:fldChar w:fldCharType="begin"/>
+        </w:r>
+        <w:r>
+          <w:rPr>
+            <w:noProof/>
+          </w:rPr>
+          <w:instrText xml:space="preserve"> PAGEREF _Toc238979248 \h </w:instrText>
+        </w:r>
+        <w:r>
+          <w:rPr>
+            <w:noProof/>
+          </w:rPr>
+        </w:r>
+        <w:r>
+          <w:rPr>
+            <w:noProof/>
+          </w:rPr>
+          <w:fldChar w:fldCharType="separate"/>
+        </w:r>
+        <w:r>
+          <w:rPr>
+            <w:noProof/>
+          </w:rPr>
+          <w:t>4</w:t>
+        </w:r>
+        <w:r>
+          <w:rPr>
+            <w:noProof/>
+          </w:rPr>
+          <w:fldChar w:fldCharType="end"/>
+        </w:r>
+      </w:hyperlink>
     </w:p>
     <w:p>
       <w:pPr>
-        <w:spacing w:after="40"/>
+        <w:pStyle w:val="TOC2"/>
+        <w:tabs>
+          <w:tab w:val="right" w:leader="dot" w:pos="9810"/>
+        </w:tabs>
+        <w:rPr>
+          <w:rFonts w:asciiTheme="minorHAnsi" w:eastAsiaTheme="minorEastAsia" w:hAnsiTheme="minorHAnsi"/>
+          <w:noProof/>
+          <w:kern w:val="2"/>
+          <w:sz w:val="21"/>
+          <w:szCs w:val="24"/>
+          <w:lang w:eastAsia="ja-JP"/>
+          <w14:ligatures w14:val="standardContextual"/>
+        </w:rPr>
       </w:pPr>
-      <w:r>
-        <w:rPr>
-          <w:rFonts w:ascii="Arial" w:hAnsi="Arial" w:eastAsia="Noto Sans JP"/>
-          <w:b/>
-          <w:color w:val="1F4E78"/>
-          <w:sz w:val="20"/>
-        </w:rPr>
-        <w:t>8  外部サービスI/F設計</w:t>
-      </w:r>
+      <w:hyperlink w:anchor="_Toc238979249" w:history="1">
+        <w:r>
+          <w:rPr>
+            <w:rStyle w:val="aff"/>
+            <w:noProof/>
+          </w:rPr>
+          <w:t xml:space="preserve">3.1 </w:t>
+        </w:r>
+        <w:r>
+          <w:rPr>
+            <w:rStyle w:val="aff"/>
+            <w:noProof/>
+          </w:rPr>
+          <w:t>起動シーケンス</w:t>
+        </w:r>
+        <w:r>
+          <w:rPr>
+            <w:noProof/>
+          </w:rPr>
+          <w:tab/>
+        </w:r>
+        <w:r>
+          <w:rPr>
+            <w:noProof/>
+          </w:rPr>
+          <w:fldChar w:fldCharType="begin"/>
+        </w:r>
+        <w:r>
+          <w:rPr>
+            <w:noProof/>
+          </w:rPr>
+          <w:instrText xml:space="preserve"> PAGEREF _Toc238979249 \h </w:instrText>
+        </w:r>
+        <w:r>
+          <w:rPr>
+            <w:noProof/>
+          </w:rPr>
+        </w:r>
+        <w:r>
+          <w:rPr>
+            <w:noProof/>
+          </w:rPr>
+          <w:fldChar w:fldCharType="separate"/>
+        </w:r>
+        <w:r>
+          <w:rPr>
+            <w:noProof/>
+          </w:rPr>
+          <w:t>4</w:t>
+        </w:r>
+        <w:r>
+          <w:rPr>
+            <w:noProof/>
+          </w:rPr>
+          <w:fldChar w:fldCharType="end"/>
+        </w:r>
+      </w:hyperlink>
     </w:p>
     <w:p>
       <w:pPr>
-        <w:spacing w:after="40"/>
+        <w:pStyle w:val="TOC2"/>
+        <w:tabs>
+          <w:tab w:val="right" w:leader="dot" w:pos="9810"/>
+        </w:tabs>
+        <w:rPr>
+          <w:rFonts w:asciiTheme="minorHAnsi" w:eastAsiaTheme="minorEastAsia" w:hAnsiTheme="minorHAnsi"/>
+          <w:noProof/>
+          <w:kern w:val="2"/>
+          <w:sz w:val="21"/>
+          <w:szCs w:val="24"/>
+          <w:lang w:eastAsia="ja-JP"/>
+          <w14:ligatures w14:val="standardContextual"/>
+        </w:rPr>
       </w:pPr>
-      <w:r>
-        <w:rPr>
-          <w:rFonts w:ascii="Arial" w:hAnsi="Arial" w:eastAsia="Noto Sans JP"/>
-          <w:b/>
-          <w:color w:val="1F4E78"/>
-          <w:sz w:val="20"/>
-        </w:rPr>
-        <w:t>9  描画設計</w:t>
-      </w:r>
+      <w:hyperlink w:anchor="_Toc238979250" w:history="1">
+        <w:r>
+          <w:rPr>
+            <w:rStyle w:val="aff"/>
+            <w:noProof/>
+          </w:rPr>
+          <w:t xml:space="preserve">3.2 </w:t>
+        </w:r>
+        <w:r>
+          <w:rPr>
+            <w:rStyle w:val="aff"/>
+            <w:noProof/>
+          </w:rPr>
+          <w:t>終了</w:t>
+        </w:r>
+        <w:r>
+          <w:rPr>
+            <w:noProof/>
+          </w:rPr>
+          <w:tab/>
+        </w:r>
+        <w:r>
+          <w:rPr>
+            <w:noProof/>
+          </w:rPr>
+          <w:fldChar w:fldCharType="begin"/>
+        </w:r>
+        <w:r>
+          <w:rPr>
+            <w:noProof/>
+          </w:rPr>
+          <w:instrText xml:space="preserve"> PAGEREF _Toc238979250 \h </w:instrText>
+        </w:r>
+        <w:r>
+          <w:rPr>
+            <w:noProof/>
+          </w:rPr>
+        </w:r>
+        <w:r>
+          <w:rPr>
+            <w:noProof/>
+          </w:rPr>
+          <w:fldChar w:fldCharType="separate"/>
+        </w:r>
+        <w:r>
+          <w:rPr>
+            <w:noProof/>
+          </w:rPr>
+          <w:t>5</w:t>
+        </w:r>
+        <w:r>
+          <w:rPr>
+            <w:noProof/>
+          </w:rPr>
+          <w:fldChar w:fldCharType="end"/>
+        </w:r>
+      </w:hyperlink>
     </w:p>
     <w:p>
       <w:pPr>
-        <w:spacing w:after="40"/>
+        <w:pStyle w:val="TOC1"/>
+        <w:tabs>
+          <w:tab w:val="right" w:leader="dot" w:pos="9810"/>
+        </w:tabs>
+        <w:rPr>
+          <w:rFonts w:asciiTheme="minorHAnsi" w:eastAsiaTheme="minorEastAsia" w:hAnsiTheme="minorHAnsi"/>
+          <w:noProof/>
+          <w:kern w:val="2"/>
+          <w:sz w:val="21"/>
+          <w:szCs w:val="24"/>
+          <w:lang w:eastAsia="ja-JP"/>
+          <w14:ligatures w14:val="standardContextual"/>
+        </w:rPr>
       </w:pPr>
-      <w:r>
-        <w:rPr>
-          <w:rFonts w:ascii="Arial" w:hAnsi="Arial" w:eastAsia="Noto Sans JP"/>
-          <w:b/>
-          <w:color w:val="1F4E78"/>
-          <w:sz w:val="20"/>
-        </w:rPr>
-        <w:t>10  入力・画面遷移設計</w:t>
-      </w:r>
+      <w:hyperlink w:anchor="_Toc238979251" w:history="1">
+        <w:r>
+          <w:rPr>
+            <w:rStyle w:val="aff"/>
+            <w:noProof/>
+          </w:rPr>
+          <w:t xml:space="preserve">4. </w:t>
+        </w:r>
+        <w:r>
+          <w:rPr>
+            <w:rStyle w:val="aff"/>
+            <w:noProof/>
+          </w:rPr>
+          <w:t>モジュール設計</w:t>
+        </w:r>
+        <w:r>
+          <w:rPr>
+            <w:noProof/>
+          </w:rPr>
+          <w:tab/>
+        </w:r>
+        <w:r>
+          <w:rPr>
+            <w:noProof/>
+          </w:rPr>
+          <w:fldChar w:fldCharType="begin"/>
+        </w:r>
+        <w:r>
+          <w:rPr>
+            <w:noProof/>
+          </w:rPr>
+          <w:instrText xml:space="preserve"> PAGEREF _Toc238979251 \h </w:instrText>
+        </w:r>
+        <w:r>
+          <w:rPr>
+            <w:noProof/>
+          </w:rPr>
+        </w:r>
+        <w:r>
+          <w:rPr>
+            <w:noProof/>
+          </w:rPr>
+          <w:fldChar w:fldCharType="separate"/>
+        </w:r>
+        <w:r>
+          <w:rPr>
+            <w:noProof/>
+          </w:rPr>
+          <w:t>5</w:t>
+        </w:r>
+        <w:r>
+          <w:rPr>
+            <w:noProof/>
+          </w:rPr>
+          <w:fldChar w:fldCharType="end"/>
+        </w:r>
+      </w:hyperlink>
     </w:p>
     <w:p>
       <w:pPr>
-        <w:spacing w:after="40"/>
+        <w:pStyle w:val="TOC1"/>
+        <w:tabs>
+          <w:tab w:val="right" w:leader="dot" w:pos="9810"/>
+        </w:tabs>
+        <w:rPr>
+          <w:rFonts w:asciiTheme="minorHAnsi" w:eastAsiaTheme="minorEastAsia" w:hAnsiTheme="minorHAnsi"/>
+          <w:noProof/>
+          <w:kern w:val="2"/>
+          <w:sz w:val="21"/>
+          <w:szCs w:val="24"/>
+          <w:lang w:eastAsia="ja-JP"/>
+          <w14:ligatures w14:val="standardContextual"/>
+        </w:rPr>
       </w:pPr>
-      <w:r>
-        <w:rPr>
-          <w:rFonts w:ascii="Arial" w:hAnsi="Arial" w:eastAsia="Noto Sans JP"/>
-          <w:b/>
-          <w:color w:val="1F4E78"/>
-          <w:sz w:val="20"/>
-        </w:rPr>
-        <w:t>11  輝度・電源・照明制御</w:t>
-      </w:r>
+      <w:hyperlink w:anchor="_Toc238979252" w:history="1">
+        <w:r>
+          <w:rPr>
+            <w:rStyle w:val="aff"/>
+            <w:noProof/>
+          </w:rPr>
+          <w:t xml:space="preserve">5. </w:t>
+        </w:r>
+        <w:r>
+          <w:rPr>
+            <w:rStyle w:val="aff"/>
+            <w:noProof/>
+          </w:rPr>
+          <w:t>状態・データ設計</w:t>
+        </w:r>
+        <w:r>
+          <w:rPr>
+            <w:noProof/>
+          </w:rPr>
+          <w:tab/>
+        </w:r>
+        <w:r>
+          <w:rPr>
+            <w:noProof/>
+          </w:rPr>
+          <w:fldChar w:fldCharType="begin"/>
+        </w:r>
+        <w:r>
+          <w:rPr>
+            <w:noProof/>
+          </w:rPr>
+          <w:instrText xml:space="preserve"> PAGEREF _Toc238979252 \h </w:instrText>
+        </w:r>
+        <w:r>
+          <w:rPr>
+            <w:noProof/>
+          </w:rPr>
+        </w:r>
+        <w:r>
+          <w:rPr>
+            <w:noProof/>
+          </w:rPr>
+          <w:fldChar w:fldCharType="separate"/>
+        </w:r>
+        <w:r>
+          <w:rPr>
+            <w:noProof/>
+          </w:rPr>
+          <w:t>6</w:t>
+        </w:r>
+        <w:r>
+          <w:rPr>
+            <w:noProof/>
+          </w:rPr>
+          <w:fldChar w:fldCharType="end"/>
+        </w:r>
+      </w:hyperlink>
     </w:p>
     <w:p>
       <w:pPr>
-        <w:spacing w:after="40"/>
+        <w:pStyle w:val="TOC2"/>
+        <w:tabs>
+          <w:tab w:val="right" w:leader="dot" w:pos="9810"/>
+        </w:tabs>
+        <w:rPr>
+          <w:rFonts w:asciiTheme="minorHAnsi" w:eastAsiaTheme="minorEastAsia" w:hAnsiTheme="minorHAnsi"/>
+          <w:noProof/>
+          <w:kern w:val="2"/>
+          <w:sz w:val="21"/>
+          <w:szCs w:val="24"/>
+          <w:lang w:eastAsia="ja-JP"/>
+          <w14:ligatures w14:val="standardContextual"/>
+        </w:rPr>
       </w:pPr>
-      <w:r>
-        <w:rPr>
-          <w:rFonts w:ascii="Arial" w:hAnsi="Arial" w:eastAsia="Noto Sans JP"/>
-          <w:b/>
-          <w:color w:val="1F4E78"/>
-          <w:sz w:val="20"/>
-        </w:rPr>
-        <w:t>12  永続化・ログ設計</w:t>
-      </w:r>
+      <w:hyperlink w:anchor="_Toc238979253" w:history="1">
+        <w:r>
+          <w:rPr>
+            <w:rStyle w:val="aff"/>
+            <w:noProof/>
+          </w:rPr>
+          <w:t>5.1 ClockState</w:t>
+        </w:r>
+        <w:r>
+          <w:rPr>
+            <w:noProof/>
+          </w:rPr>
+          <w:tab/>
+        </w:r>
+        <w:r>
+          <w:rPr>
+            <w:noProof/>
+          </w:rPr>
+          <w:fldChar w:fldCharType="begin"/>
+        </w:r>
+        <w:r>
+          <w:rPr>
+            <w:noProof/>
+          </w:rPr>
+          <w:instrText xml:space="preserve"> PAGEREF _Toc238979253 \h </w:instrText>
+        </w:r>
+        <w:r>
+          <w:rPr>
+            <w:noProof/>
+          </w:rPr>
+        </w:r>
+        <w:r>
+          <w:rPr>
+            <w:noProof/>
+          </w:rPr>
+          <w:fldChar w:fldCharType="separate"/>
+        </w:r>
+        <w:r>
+          <w:rPr>
+            <w:noProof/>
+          </w:rPr>
+          <w:t>6</w:t>
+        </w:r>
+        <w:r>
+          <w:rPr>
+            <w:noProof/>
+          </w:rPr>
+          <w:fldChar w:fldCharType="end"/>
+        </w:r>
+      </w:hyperlink>
     </w:p>
     <w:p>
       <w:pPr>
-        <w:spacing w:after="40"/>
+        <w:pStyle w:val="TOC2"/>
+        <w:tabs>
+          <w:tab w:val="right" w:leader="dot" w:pos="9810"/>
+        </w:tabs>
+        <w:rPr>
+          <w:rFonts w:asciiTheme="minorHAnsi" w:eastAsiaTheme="minorEastAsia" w:hAnsiTheme="minorHAnsi"/>
+          <w:noProof/>
+          <w:kern w:val="2"/>
+          <w:sz w:val="21"/>
+          <w:szCs w:val="24"/>
+          <w:lang w:eastAsia="ja-JP"/>
+          <w14:ligatures w14:val="standardContextual"/>
+        </w:rPr>
       </w:pPr>
-      <w:r>
-        <w:rPr>
-          <w:rFonts w:ascii="Arial" w:hAnsi="Arial" w:eastAsia="Noto Sans JP"/>
-          <w:b/>
-          <w:color w:val="1F4E78"/>
-          <w:sz w:val="20"/>
-        </w:rPr>
-        <w:t>13  例外・フォールバック設計</w:t>
-      </w:r>
+      <w:hyperlink w:anchor="_Toc238979254" w:history="1">
+        <w:r>
+          <w:rPr>
+            <w:rStyle w:val="aff"/>
+            <w:noProof/>
+          </w:rPr>
+          <w:t xml:space="preserve">5.2 </w:t>
+        </w:r>
+        <w:r>
+          <w:rPr>
+            <w:rStyle w:val="aff"/>
+            <w:noProof/>
+          </w:rPr>
+          <w:t>時刻の使い分け</w:t>
+        </w:r>
+        <w:r>
+          <w:rPr>
+            <w:noProof/>
+          </w:rPr>
+          <w:tab/>
+        </w:r>
+        <w:r>
+          <w:rPr>
+            <w:noProof/>
+          </w:rPr>
+          <w:fldChar w:fldCharType="begin"/>
+        </w:r>
+        <w:r>
+          <w:rPr>
+            <w:noProof/>
+          </w:rPr>
+          <w:instrText xml:space="preserve"> PAGEREF _Toc238979254 \h </w:instrText>
+        </w:r>
+        <w:r>
+          <w:rPr>
+            <w:noProof/>
+          </w:rPr>
+        </w:r>
+        <w:r>
+          <w:rPr>
+            <w:noProof/>
+          </w:rPr>
+          <w:fldChar w:fldCharType="separate"/>
+        </w:r>
+        <w:r>
+          <w:rPr>
+            <w:noProof/>
+          </w:rPr>
+          <w:t>6</w:t>
+        </w:r>
+        <w:r>
+          <w:rPr>
+            <w:noProof/>
+          </w:rPr>
+          <w:fldChar w:fldCharType="end"/>
+        </w:r>
+      </w:hyperlink>
     </w:p>
     <w:p>
       <w:pPr>
-        <w:spacing w:after="40"/>
+        <w:pStyle w:val="TOC1"/>
+        <w:tabs>
+          <w:tab w:val="right" w:leader="dot" w:pos="9810"/>
+        </w:tabs>
+        <w:rPr>
+          <w:rFonts w:asciiTheme="minorHAnsi" w:eastAsiaTheme="minorEastAsia" w:hAnsiTheme="minorHAnsi"/>
+          <w:noProof/>
+          <w:kern w:val="2"/>
+          <w:sz w:val="21"/>
+          <w:szCs w:val="24"/>
+          <w:lang w:eastAsia="ja-JP"/>
+          <w14:ligatures w14:val="standardContextual"/>
+        </w:rPr>
       </w:pPr>
-      <w:r>
-        <w:rPr>
-          <w:rFonts w:ascii="Arial" w:hAnsi="Arial" w:eastAsia="Noto Sans JP"/>
-          <w:b/>
-          <w:color w:val="1F4E78"/>
-          <w:sz w:val="20"/>
-        </w:rPr>
-        <w:t>14  セキュリティ設計</w:t>
-      </w:r>
+      <w:hyperlink w:anchor="_Toc238979255" w:history="1">
+        <w:r>
+          <w:rPr>
+            <w:rStyle w:val="aff"/>
+            <w:noProof/>
+          </w:rPr>
+          <w:t xml:space="preserve">6. </w:t>
+        </w:r>
+        <w:r>
+          <w:rPr>
+            <w:rStyle w:val="aff"/>
+            <w:noProof/>
+          </w:rPr>
+          <w:t>スレッド設計</w:t>
+        </w:r>
+        <w:r>
+          <w:rPr>
+            <w:noProof/>
+          </w:rPr>
+          <w:tab/>
+        </w:r>
+        <w:r>
+          <w:rPr>
+            <w:noProof/>
+          </w:rPr>
+          <w:fldChar w:fldCharType="begin"/>
+        </w:r>
+        <w:r>
+          <w:rPr>
+            <w:noProof/>
+          </w:rPr>
+          <w:instrText xml:space="preserve"> PAGEREF _Toc238979255 \h </w:instrText>
+        </w:r>
+        <w:r>
+          <w:rPr>
+            <w:noProof/>
+          </w:rPr>
+        </w:r>
+        <w:r>
+          <w:rPr>
+            <w:noProof/>
+          </w:rPr>
+          <w:fldChar w:fldCharType="separate"/>
+        </w:r>
+        <w:r>
+          <w:rPr>
+            <w:noProof/>
+          </w:rPr>
+          <w:t>6</w:t>
+        </w:r>
+        <w:r>
+          <w:rPr>
+            <w:noProof/>
+          </w:rPr>
+          <w:fldChar w:fldCharType="end"/>
+        </w:r>
+      </w:hyperlink>
     </w:p>
     <w:p>
       <w:pPr>
-        <w:spacing w:after="40"/>
+        <w:pStyle w:val="TOC1"/>
+        <w:tabs>
+          <w:tab w:val="right" w:leader="dot" w:pos="9810"/>
+        </w:tabs>
+        <w:rPr>
+          <w:rFonts w:asciiTheme="minorHAnsi" w:eastAsiaTheme="minorEastAsia" w:hAnsiTheme="minorHAnsi"/>
+          <w:noProof/>
+          <w:kern w:val="2"/>
+          <w:sz w:val="21"/>
+          <w:szCs w:val="24"/>
+          <w:lang w:eastAsia="ja-JP"/>
+          <w14:ligatures w14:val="standardContextual"/>
+        </w:rPr>
       </w:pPr>
-      <w:r>
-        <w:rPr>
-          <w:rFonts w:ascii="Arial" w:hAnsi="Arial" w:eastAsia="Noto Sans JP"/>
-          <w:b/>
-          <w:color w:val="1F4E78"/>
-          <w:sz w:val="20"/>
-        </w:rPr>
-        <w:t>15  配備・運用設計</w:t>
-      </w:r>
+      <w:hyperlink w:anchor="_Toc238979256" w:history="1">
+        <w:r>
+          <w:rPr>
+            <w:rStyle w:val="aff"/>
+            <w:noProof/>
+          </w:rPr>
+          <w:t xml:space="preserve">7. </w:t>
+        </w:r>
+        <w:r>
+          <w:rPr>
+            <w:rStyle w:val="aff"/>
+            <w:noProof/>
+          </w:rPr>
+          <w:t>センサー</w:t>
+        </w:r>
+        <w:r>
+          <w:rPr>
+            <w:rStyle w:val="aff"/>
+            <w:noProof/>
+          </w:rPr>
+          <w:t>I/F</w:t>
+        </w:r>
+        <w:r>
+          <w:rPr>
+            <w:rStyle w:val="aff"/>
+            <w:noProof/>
+          </w:rPr>
+          <w:t>設計</w:t>
+        </w:r>
+        <w:r>
+          <w:rPr>
+            <w:noProof/>
+          </w:rPr>
+          <w:tab/>
+        </w:r>
+        <w:r>
+          <w:rPr>
+            <w:noProof/>
+          </w:rPr>
+          <w:fldChar w:fldCharType="begin"/>
+        </w:r>
+        <w:r>
+          <w:rPr>
+            <w:noProof/>
+          </w:rPr>
+          <w:instrText xml:space="preserve"> PAGEREF _Toc238979256 \h </w:instrText>
+        </w:r>
+        <w:r>
+          <w:rPr>
+            <w:noProof/>
+          </w:rPr>
+        </w:r>
+        <w:r>
+          <w:rPr>
+            <w:noProof/>
+          </w:rPr>
+          <w:fldChar w:fldCharType="separate"/>
+        </w:r>
+        <w:r>
+          <w:rPr>
+            <w:noProof/>
+          </w:rPr>
+          <w:t>7</w:t>
+        </w:r>
+        <w:r>
+          <w:rPr>
+            <w:noProof/>
+          </w:rPr>
+          <w:fldChar w:fldCharType="end"/>
+        </w:r>
+      </w:hyperlink>
     </w:p>
     <w:p>
       <w:pPr>
-        <w:spacing w:after="40"/>
+        <w:pStyle w:val="TOC2"/>
+        <w:tabs>
+          <w:tab w:val="right" w:leader="dot" w:pos="9810"/>
+        </w:tabs>
+        <w:rPr>
+          <w:rFonts w:asciiTheme="minorHAnsi" w:eastAsiaTheme="minorEastAsia" w:hAnsiTheme="minorHAnsi"/>
+          <w:noProof/>
+          <w:kern w:val="2"/>
+          <w:sz w:val="21"/>
+          <w:szCs w:val="24"/>
+          <w:lang w:eastAsia="ja-JP"/>
+          <w14:ligatures w14:val="standardContextual"/>
+        </w:rPr>
       </w:pPr>
-      <w:r>
-        <w:rPr>
-          <w:rFonts w:ascii="Arial" w:hAnsi="Arial" w:eastAsia="Noto Sans JP"/>
-          <w:b/>
-          <w:color w:val="1F4E78"/>
-          <w:sz w:val="20"/>
-        </w:rPr>
-        <w:t>16  テスト設計</w:t>
-      </w:r>
+      <w:hyperlink w:anchor="_Toc238979257" w:history="1">
+        <w:r>
+          <w:rPr>
+            <w:rStyle w:val="aff"/>
+            <w:noProof/>
+          </w:rPr>
+          <w:t>7.1 I²C</w:t>
+        </w:r>
+        <w:r>
+          <w:rPr>
+            <w:rStyle w:val="aff"/>
+            <w:noProof/>
+          </w:rPr>
+          <w:t>共通</w:t>
+        </w:r>
+        <w:r>
+          <w:rPr>
+            <w:noProof/>
+          </w:rPr>
+          <w:tab/>
+        </w:r>
+        <w:r>
+          <w:rPr>
+            <w:noProof/>
+          </w:rPr>
+          <w:fldChar w:fldCharType="begin"/>
+        </w:r>
+        <w:r>
+          <w:rPr>
+            <w:noProof/>
+          </w:rPr>
+          <w:instrText xml:space="preserve"> PAGEREF _Toc238979257 \h </w:instrText>
+        </w:r>
+        <w:r>
+          <w:rPr>
+            <w:noProof/>
+          </w:rPr>
+        </w:r>
+        <w:r>
+          <w:rPr>
+            <w:noProof/>
+          </w:rPr>
+          <w:fldChar w:fldCharType="separate"/>
+        </w:r>
+        <w:r>
+          <w:rPr>
+            <w:noProof/>
+          </w:rPr>
+          <w:t>7</w:t>
+        </w:r>
+        <w:r>
+          <w:rPr>
+            <w:noProof/>
+          </w:rPr>
+          <w:fldChar w:fldCharType="end"/>
+        </w:r>
+      </w:hyperlink>
     </w:p>
     <w:p>
       <w:pPr>
-        <w:spacing w:after="40"/>
+        <w:pStyle w:val="TOC2"/>
+        <w:tabs>
+          <w:tab w:val="right" w:leader="dot" w:pos="9810"/>
+        </w:tabs>
+        <w:rPr>
+          <w:rFonts w:asciiTheme="minorHAnsi" w:eastAsiaTheme="minorEastAsia" w:hAnsiTheme="minorHAnsi"/>
+          <w:noProof/>
+          <w:kern w:val="2"/>
+          <w:sz w:val="21"/>
+          <w:szCs w:val="24"/>
+          <w:lang w:eastAsia="ja-JP"/>
+          <w14:ligatures w14:val="standardContextual"/>
+        </w:rPr>
       </w:pPr>
-      <w:r>
-        <w:rPr>
-          <w:rFonts w:ascii="Arial" w:hAnsi="Arial" w:eastAsia="Noto Sans JP"/>
-          <w:b/>
-          <w:color w:val="1F4E78"/>
-          <w:sz w:val="20"/>
-        </w:rPr>
-        <w:t>17  拡張・改善方針</w:t>
-      </w:r>
+      <w:hyperlink w:anchor="_Toc238979258" w:history="1">
+        <w:r>
+          <w:rPr>
+            <w:rStyle w:val="aff"/>
+            <w:noProof/>
+          </w:rPr>
+          <w:t xml:space="preserve">7.2 </w:t>
+        </w:r>
+        <w:r>
+          <w:rPr>
+            <w:rStyle w:val="aff"/>
+            <w:noProof/>
+          </w:rPr>
+          <w:t>センサー別処理</w:t>
+        </w:r>
+        <w:r>
+          <w:rPr>
+            <w:noProof/>
+          </w:rPr>
+          <w:tab/>
+        </w:r>
+        <w:r>
+          <w:rPr>
+            <w:noProof/>
+          </w:rPr>
+          <w:fldChar w:fldCharType="begin"/>
+        </w:r>
+        <w:r>
+          <w:rPr>
+            <w:noProof/>
+          </w:rPr>
+          <w:instrText xml:space="preserve"> PAGEREF _Toc238979258 \h </w:instrText>
+        </w:r>
+        <w:r>
+          <w:rPr>
+            <w:noProof/>
+          </w:rPr>
+        </w:r>
+        <w:r>
+          <w:rPr>
+            <w:noProof/>
+          </w:rPr>
+          <w:fldChar w:fldCharType="separate"/>
+        </w:r>
+        <w:r>
+          <w:rPr>
+            <w:noProof/>
+          </w:rPr>
+          <w:t>7</w:t>
+        </w:r>
+        <w:r>
+          <w:rPr>
+            <w:noProof/>
+          </w:rPr>
+          <w:fldChar w:fldCharType="end"/>
+        </w:r>
+      </w:hyperlink>
     </w:p>
     <w:p>
       <w:pPr>
-        <w:spacing w:after="40"/>
+        <w:pStyle w:val="TOC1"/>
+        <w:tabs>
+          <w:tab w:val="right" w:leader="dot" w:pos="9810"/>
+        </w:tabs>
+        <w:rPr>
+          <w:rFonts w:asciiTheme="minorHAnsi" w:eastAsiaTheme="minorEastAsia" w:hAnsiTheme="minorHAnsi"/>
+          <w:noProof/>
+          <w:kern w:val="2"/>
+          <w:sz w:val="21"/>
+          <w:szCs w:val="24"/>
+          <w:lang w:eastAsia="ja-JP"/>
+          <w14:ligatures w14:val="standardContextual"/>
+        </w:rPr>
       </w:pPr>
-      <w:r>
+      <w:hyperlink w:anchor="_Toc238979259" w:history="1">
+        <w:r>
+          <w:rPr>
+            <w:rStyle w:val="aff"/>
+            <w:noProof/>
+          </w:rPr>
+          <w:t xml:space="preserve">8. </w:t>
+        </w:r>
+        <w:r>
+          <w:rPr>
+            <w:rStyle w:val="aff"/>
+            <w:noProof/>
+          </w:rPr>
+          <w:t>外部サービス</w:t>
+        </w:r>
+        <w:r>
+          <w:rPr>
+            <w:rStyle w:val="aff"/>
+            <w:noProof/>
+          </w:rPr>
+          <w:t>I/F</w:t>
+        </w:r>
+        <w:r>
+          <w:rPr>
+            <w:rStyle w:val="aff"/>
+            <w:noProof/>
+          </w:rPr>
+          <w:t>設計</w:t>
+        </w:r>
+        <w:r>
+          <w:rPr>
+            <w:noProof/>
+          </w:rPr>
+          <w:tab/>
+        </w:r>
+        <w:r>
+          <w:rPr>
+            <w:noProof/>
+          </w:rPr>
+          <w:fldChar w:fldCharType="begin"/>
+        </w:r>
+        <w:r>
+          <w:rPr>
+            <w:noProof/>
+          </w:rPr>
+          <w:instrText xml:space="preserve"> PAGEREF _Toc238979259 \h </w:instrText>
+        </w:r>
+        <w:r>
+          <w:rPr>
+            <w:noProof/>
+          </w:rPr>
+        </w:r>
+        <w:r>
+          <w:rPr>
+            <w:noProof/>
+          </w:rPr>
+          <w:fldChar w:fldCharType="separate"/>
+        </w:r>
+        <w:r>
+          <w:rPr>
+            <w:noProof/>
+          </w:rPr>
+          <w:t>8</w:t>
+        </w:r>
+        <w:r>
+          <w:rPr>
+            <w:noProof/>
+          </w:rPr>
+          <w:fldChar w:fldCharType="end"/>
+        </w:r>
+      </w:hyperlink>
+    </w:p>
+    <w:p>
+      <w:pPr>
+        <w:pStyle w:val="TOC2"/>
+        <w:tabs>
+          <w:tab w:val="right" w:leader="dot" w:pos="9810"/>
+        </w:tabs>
         <w:rPr>
-          <w:rFonts w:ascii="Arial" w:hAnsi="Arial" w:eastAsia="Noto Sans JP"/>
-          <w:b/>
-          <w:color w:val="1F4E78"/>
-          <w:sz w:val="20"/>
+          <w:rFonts w:asciiTheme="minorHAnsi" w:eastAsiaTheme="minorEastAsia" w:hAnsiTheme="minorHAnsi"/>
+          <w:noProof/>
+          <w:kern w:val="2"/>
+          <w:sz w:val="21"/>
+          <w:szCs w:val="24"/>
+          <w:lang w:eastAsia="ja-JP"/>
+          <w14:ligatures w14:val="standardContextual"/>
         </w:rPr>
-        <w:t>18  設計トレーサビリティ</w:t>
-      </w:r>
+      </w:pPr>
+      <w:hyperlink w:anchor="_Toc238979260" w:history="1">
+        <w:r>
+          <w:rPr>
+            <w:rStyle w:val="aff"/>
+            <w:noProof/>
+          </w:rPr>
+          <w:t>8.1 SwitchBot Cloud API</w:t>
+        </w:r>
+        <w:r>
+          <w:rPr>
+            <w:noProof/>
+          </w:rPr>
+          <w:tab/>
+        </w:r>
+        <w:r>
+          <w:rPr>
+            <w:noProof/>
+          </w:rPr>
+          <w:fldChar w:fldCharType="begin"/>
+        </w:r>
+        <w:r>
+          <w:rPr>
+            <w:noProof/>
+          </w:rPr>
+          <w:instrText xml:space="preserve"> PAGEREF _Toc238979260 \h </w:instrText>
+        </w:r>
+        <w:r>
+          <w:rPr>
+            <w:noProof/>
+          </w:rPr>
+        </w:r>
+        <w:r>
+          <w:rPr>
+            <w:noProof/>
+          </w:rPr>
+          <w:fldChar w:fldCharType="separate"/>
+        </w:r>
+        <w:r>
+          <w:rPr>
+            <w:noProof/>
+          </w:rPr>
+          <w:t>8</w:t>
+        </w:r>
+        <w:r>
+          <w:rPr>
+            <w:noProof/>
+          </w:rPr>
+          <w:fldChar w:fldCharType="end"/>
+        </w:r>
+      </w:hyperlink>
+    </w:p>
+    <w:p>
+      <w:pPr>
+        <w:pStyle w:val="TOC2"/>
+        <w:tabs>
+          <w:tab w:val="right" w:leader="dot" w:pos="9810"/>
+        </w:tabs>
+        <w:rPr>
+          <w:rFonts w:asciiTheme="minorHAnsi" w:eastAsiaTheme="minorEastAsia" w:hAnsiTheme="minorHAnsi"/>
+          <w:noProof/>
+          <w:kern w:val="2"/>
+          <w:sz w:val="21"/>
+          <w:szCs w:val="24"/>
+          <w:lang w:eastAsia="ja-JP"/>
+          <w14:ligatures w14:val="standardContextual"/>
+        </w:rPr>
+      </w:pPr>
+      <w:hyperlink w:anchor="_Toc238979261" w:history="1">
+        <w:r>
+          <w:rPr>
+            <w:rStyle w:val="aff"/>
+            <w:noProof/>
+          </w:rPr>
+          <w:t>8.2 Open-Meteo</w:t>
+        </w:r>
+        <w:r>
+          <w:rPr>
+            <w:noProof/>
+          </w:rPr>
+          <w:tab/>
+        </w:r>
+        <w:r>
+          <w:rPr>
+            <w:noProof/>
+          </w:rPr>
+          <w:fldChar w:fldCharType="begin"/>
+        </w:r>
+        <w:r>
+          <w:rPr>
+            <w:noProof/>
+          </w:rPr>
+          <w:instrText xml:space="preserve"> PAGEREF _Toc238979261 \h </w:instrText>
+        </w:r>
+        <w:r>
+          <w:rPr>
+            <w:noProof/>
+          </w:rPr>
+        </w:r>
+        <w:r>
+          <w:rPr>
+            <w:noProof/>
+          </w:rPr>
+          <w:fldChar w:fldCharType="separate"/>
+        </w:r>
+        <w:r>
+          <w:rPr>
+            <w:noProof/>
+          </w:rPr>
+          <w:t>8</w:t>
+        </w:r>
+        <w:r>
+          <w:rPr>
+            <w:noProof/>
+          </w:rPr>
+          <w:fldChar w:fldCharType="end"/>
+        </w:r>
+      </w:hyperlink>
+    </w:p>
+    <w:p>
+      <w:pPr>
+        <w:pStyle w:val="TOC2"/>
+        <w:tabs>
+          <w:tab w:val="right" w:leader="dot" w:pos="9810"/>
+        </w:tabs>
+        <w:rPr>
+          <w:rFonts w:asciiTheme="minorHAnsi" w:eastAsiaTheme="minorEastAsia" w:hAnsiTheme="minorHAnsi"/>
+          <w:noProof/>
+          <w:kern w:val="2"/>
+          <w:sz w:val="21"/>
+          <w:szCs w:val="24"/>
+          <w:lang w:eastAsia="ja-JP"/>
+          <w14:ligatures w14:val="standardContextual"/>
+        </w:rPr>
+      </w:pPr>
+      <w:hyperlink w:anchor="_Toc238979262" w:history="1">
+        <w:r>
+          <w:rPr>
+            <w:rStyle w:val="aff"/>
+            <w:noProof/>
+          </w:rPr>
+          <w:t>8.3 OS</w:t>
+        </w:r>
+        <w:r>
+          <w:rPr>
+            <w:rStyle w:val="aff"/>
+            <w:noProof/>
+          </w:rPr>
+          <w:t>・補助プロセス</w:t>
+        </w:r>
+        <w:r>
+          <w:rPr>
+            <w:noProof/>
+          </w:rPr>
+          <w:tab/>
+        </w:r>
+        <w:r>
+          <w:rPr>
+            <w:noProof/>
+          </w:rPr>
+          <w:fldChar w:fldCharType="begin"/>
+        </w:r>
+        <w:r>
+          <w:rPr>
+            <w:noProof/>
+          </w:rPr>
+          <w:instrText xml:space="preserve"> PAGEREF _Toc238979262 \h </w:instrText>
+        </w:r>
+        <w:r>
+          <w:rPr>
+            <w:noProof/>
+          </w:rPr>
+        </w:r>
+        <w:r>
+          <w:rPr>
+            <w:noProof/>
+          </w:rPr>
+          <w:fldChar w:fldCharType="separate"/>
+        </w:r>
+        <w:r>
+          <w:rPr>
+            <w:noProof/>
+          </w:rPr>
+          <w:t>8</w:t>
+        </w:r>
+        <w:r>
+          <w:rPr>
+            <w:noProof/>
+          </w:rPr>
+          <w:fldChar w:fldCharType="end"/>
+        </w:r>
+      </w:hyperlink>
+    </w:p>
+    <w:p>
+      <w:pPr>
+        <w:pStyle w:val="TOC1"/>
+        <w:tabs>
+          <w:tab w:val="right" w:leader="dot" w:pos="9810"/>
+        </w:tabs>
+        <w:rPr>
+          <w:rFonts w:asciiTheme="minorHAnsi" w:eastAsiaTheme="minorEastAsia" w:hAnsiTheme="minorHAnsi"/>
+          <w:noProof/>
+          <w:kern w:val="2"/>
+          <w:sz w:val="21"/>
+          <w:szCs w:val="24"/>
+          <w:lang w:eastAsia="ja-JP"/>
+          <w14:ligatures w14:val="standardContextual"/>
+        </w:rPr>
+      </w:pPr>
+      <w:hyperlink w:anchor="_Toc238979263" w:history="1">
+        <w:r>
+          <w:rPr>
+            <w:rStyle w:val="aff"/>
+            <w:noProof/>
+          </w:rPr>
+          <w:t xml:space="preserve">9. </w:t>
+        </w:r>
+        <w:r>
+          <w:rPr>
+            <w:rStyle w:val="aff"/>
+            <w:noProof/>
+          </w:rPr>
+          <w:t>描画設計</w:t>
+        </w:r>
+        <w:r>
+          <w:rPr>
+            <w:noProof/>
+          </w:rPr>
+          <w:tab/>
+        </w:r>
+        <w:r>
+          <w:rPr>
+            <w:noProof/>
+          </w:rPr>
+          <w:fldChar w:fldCharType="begin"/>
+        </w:r>
+        <w:r>
+          <w:rPr>
+            <w:noProof/>
+          </w:rPr>
+          <w:instrText xml:space="preserve"> PAGEREF _Toc238979263 \h </w:instrText>
+        </w:r>
+        <w:r>
+          <w:rPr>
+            <w:noProof/>
+          </w:rPr>
+        </w:r>
+        <w:r>
+          <w:rPr>
+            <w:noProof/>
+          </w:rPr>
+          <w:fldChar w:fldCharType="separate"/>
+        </w:r>
+        <w:r>
+          <w:rPr>
+            <w:noProof/>
+          </w:rPr>
+          <w:t>9</w:t>
+        </w:r>
+        <w:r>
+          <w:rPr>
+            <w:noProof/>
+          </w:rPr>
+          <w:fldChar w:fldCharType="end"/>
+        </w:r>
+      </w:hyperlink>
+    </w:p>
+    <w:p>
+      <w:pPr>
+        <w:pStyle w:val="TOC2"/>
+        <w:tabs>
+          <w:tab w:val="right" w:leader="dot" w:pos="9810"/>
+        </w:tabs>
+        <w:rPr>
+          <w:rFonts w:asciiTheme="minorHAnsi" w:eastAsiaTheme="minorEastAsia" w:hAnsiTheme="minorHAnsi"/>
+          <w:noProof/>
+          <w:kern w:val="2"/>
+          <w:sz w:val="21"/>
+          <w:szCs w:val="24"/>
+          <w:lang w:eastAsia="ja-JP"/>
+          <w14:ligatures w14:val="standardContextual"/>
+        </w:rPr>
+      </w:pPr>
+      <w:hyperlink w:anchor="_Toc238979264" w:history="1">
+        <w:r>
+          <w:rPr>
+            <w:rStyle w:val="aff"/>
+            <w:noProof/>
+          </w:rPr>
+          <w:t xml:space="preserve">9.1 </w:t>
+        </w:r>
+        <w:r>
+          <w:rPr>
+            <w:rStyle w:val="aff"/>
+            <w:noProof/>
+          </w:rPr>
+          <w:t>コンテキスト</w:t>
+        </w:r>
+        <w:r>
+          <w:rPr>
+            <w:noProof/>
+          </w:rPr>
+          <w:tab/>
+        </w:r>
+        <w:r>
+          <w:rPr>
+            <w:noProof/>
+          </w:rPr>
+          <w:fldChar w:fldCharType="begin"/>
+        </w:r>
+        <w:r>
+          <w:rPr>
+            <w:noProof/>
+          </w:rPr>
+          <w:instrText xml:space="preserve"> PAGEREF _Toc238979264 \h </w:instrText>
+        </w:r>
+        <w:r>
+          <w:rPr>
+            <w:noProof/>
+          </w:rPr>
+        </w:r>
+        <w:r>
+          <w:rPr>
+            <w:noProof/>
+          </w:rPr>
+          <w:fldChar w:fldCharType="separate"/>
+        </w:r>
+        <w:r>
+          <w:rPr>
+            <w:noProof/>
+          </w:rPr>
+          <w:t>9</w:t>
+        </w:r>
+        <w:r>
+          <w:rPr>
+            <w:noProof/>
+          </w:rPr>
+          <w:fldChar w:fldCharType="end"/>
+        </w:r>
+      </w:hyperlink>
+    </w:p>
+    <w:p>
+      <w:pPr>
+        <w:pStyle w:val="TOC2"/>
+        <w:tabs>
+          <w:tab w:val="right" w:leader="dot" w:pos="9810"/>
+        </w:tabs>
+        <w:rPr>
+          <w:rFonts w:asciiTheme="minorHAnsi" w:eastAsiaTheme="minorEastAsia" w:hAnsiTheme="minorHAnsi"/>
+          <w:noProof/>
+          <w:kern w:val="2"/>
+          <w:sz w:val="21"/>
+          <w:szCs w:val="24"/>
+          <w:lang w:eastAsia="ja-JP"/>
+          <w14:ligatures w14:val="standardContextual"/>
+        </w:rPr>
+      </w:pPr>
+      <w:hyperlink w:anchor="_Toc238979265" w:history="1">
+        <w:r>
+          <w:rPr>
+            <w:rStyle w:val="aff"/>
+            <w:noProof/>
+          </w:rPr>
+          <w:t xml:space="preserve">9.2 </w:t>
+        </w:r>
+        <w:r>
+          <w:rPr>
+            <w:rStyle w:val="aff"/>
+            <w:noProof/>
+          </w:rPr>
+          <w:t>フォント・配置</w:t>
+        </w:r>
+        <w:r>
+          <w:rPr>
+            <w:noProof/>
+          </w:rPr>
+          <w:tab/>
+        </w:r>
+        <w:r>
+          <w:rPr>
+            <w:noProof/>
+          </w:rPr>
+          <w:fldChar w:fldCharType="begin"/>
+        </w:r>
+        <w:r>
+          <w:rPr>
+            <w:noProof/>
+          </w:rPr>
+          <w:instrText xml:space="preserve"> PAGEREF _Toc238979265 \h </w:instrText>
+        </w:r>
+        <w:r>
+          <w:rPr>
+            <w:noProof/>
+          </w:rPr>
+        </w:r>
+        <w:r>
+          <w:rPr>
+            <w:noProof/>
+          </w:rPr>
+          <w:fldChar w:fldCharType="separate"/>
+        </w:r>
+        <w:r>
+          <w:rPr>
+            <w:noProof/>
+          </w:rPr>
+          <w:t>9</w:t>
+        </w:r>
+        <w:r>
+          <w:rPr>
+            <w:noProof/>
+          </w:rPr>
+          <w:fldChar w:fldCharType="end"/>
+        </w:r>
+      </w:hyperlink>
+    </w:p>
+    <w:p>
+      <w:pPr>
+        <w:pStyle w:val="TOC2"/>
+        <w:tabs>
+          <w:tab w:val="right" w:leader="dot" w:pos="9810"/>
+        </w:tabs>
+        <w:rPr>
+          <w:rFonts w:asciiTheme="minorHAnsi" w:eastAsiaTheme="minorEastAsia" w:hAnsiTheme="minorHAnsi"/>
+          <w:noProof/>
+          <w:kern w:val="2"/>
+          <w:sz w:val="21"/>
+          <w:szCs w:val="24"/>
+          <w:lang w:eastAsia="ja-JP"/>
+          <w14:ligatures w14:val="standardContextual"/>
+        </w:rPr>
+      </w:pPr>
+      <w:hyperlink w:anchor="_Toc238979266" w:history="1">
+        <w:r>
+          <w:rPr>
+            <w:rStyle w:val="aff"/>
+            <w:noProof/>
+          </w:rPr>
+          <w:t xml:space="preserve">9.3 </w:t>
+        </w:r>
+        <w:r>
+          <w:rPr>
+            <w:rStyle w:val="aff"/>
+            <w:noProof/>
+          </w:rPr>
+          <w:t>テーマ</w:t>
+        </w:r>
+        <w:r>
+          <w:rPr>
+            <w:noProof/>
+          </w:rPr>
+          <w:tab/>
+        </w:r>
+        <w:r>
+          <w:rPr>
+            <w:noProof/>
+          </w:rPr>
+          <w:fldChar w:fldCharType="begin"/>
+        </w:r>
+        <w:r>
+          <w:rPr>
+            <w:noProof/>
+          </w:rPr>
+          <w:instrText xml:space="preserve"> PAGEREF _Toc238979266 \h </w:instrText>
+        </w:r>
+        <w:r>
+          <w:rPr>
+            <w:noProof/>
+          </w:rPr>
+        </w:r>
+        <w:r>
+          <w:rPr>
+            <w:noProof/>
+          </w:rPr>
+          <w:fldChar w:fldCharType="separate"/>
+        </w:r>
+        <w:r>
+          <w:rPr>
+            <w:noProof/>
+          </w:rPr>
+          <w:t>9</w:t>
+        </w:r>
+        <w:r>
+          <w:rPr>
+            <w:noProof/>
+          </w:rPr>
+          <w:fldChar w:fldCharType="end"/>
+        </w:r>
+      </w:hyperlink>
+    </w:p>
+    <w:p>
+      <w:pPr>
+        <w:pStyle w:val="TOC1"/>
+        <w:tabs>
+          <w:tab w:val="right" w:leader="dot" w:pos="9810"/>
+        </w:tabs>
+        <w:rPr>
+          <w:rFonts w:asciiTheme="minorHAnsi" w:eastAsiaTheme="minorEastAsia" w:hAnsiTheme="minorHAnsi"/>
+          <w:noProof/>
+          <w:kern w:val="2"/>
+          <w:sz w:val="21"/>
+          <w:szCs w:val="24"/>
+          <w:lang w:eastAsia="ja-JP"/>
+          <w14:ligatures w14:val="standardContextual"/>
+        </w:rPr>
+      </w:pPr>
+      <w:hyperlink w:anchor="_Toc238979267" w:history="1">
+        <w:r>
+          <w:rPr>
+            <w:rStyle w:val="aff"/>
+            <w:noProof/>
+          </w:rPr>
+          <w:t xml:space="preserve">10. </w:t>
+        </w:r>
+        <w:r>
+          <w:rPr>
+            <w:rStyle w:val="aff"/>
+            <w:noProof/>
+          </w:rPr>
+          <w:t>入力・画面遷移設計</w:t>
+        </w:r>
+        <w:r>
+          <w:rPr>
+            <w:noProof/>
+          </w:rPr>
+          <w:tab/>
+        </w:r>
+        <w:r>
+          <w:rPr>
+            <w:noProof/>
+          </w:rPr>
+          <w:fldChar w:fldCharType="begin"/>
+        </w:r>
+        <w:r>
+          <w:rPr>
+            <w:noProof/>
+          </w:rPr>
+          <w:instrText xml:space="preserve"> PAGEREF _Toc238979267 \h </w:instrText>
+        </w:r>
+        <w:r>
+          <w:rPr>
+            <w:noProof/>
+          </w:rPr>
+        </w:r>
+        <w:r>
+          <w:rPr>
+            <w:noProof/>
+          </w:rPr>
+          <w:fldChar w:fldCharType="separate"/>
+        </w:r>
+        <w:r>
+          <w:rPr>
+            <w:noProof/>
+          </w:rPr>
+          <w:t>9</w:t>
+        </w:r>
+        <w:r>
+          <w:rPr>
+            <w:noProof/>
+          </w:rPr>
+          <w:fldChar w:fldCharType="end"/>
+        </w:r>
+      </w:hyperlink>
+    </w:p>
+    <w:p>
+      <w:pPr>
+        <w:pStyle w:val="TOC2"/>
+        <w:tabs>
+          <w:tab w:val="right" w:leader="dot" w:pos="9810"/>
+        </w:tabs>
+        <w:rPr>
+          <w:rFonts w:asciiTheme="minorHAnsi" w:eastAsiaTheme="minorEastAsia" w:hAnsiTheme="minorHAnsi"/>
+          <w:noProof/>
+          <w:kern w:val="2"/>
+          <w:sz w:val="21"/>
+          <w:szCs w:val="24"/>
+          <w:lang w:eastAsia="ja-JP"/>
+          <w14:ligatures w14:val="standardContextual"/>
+        </w:rPr>
+      </w:pPr>
+      <w:hyperlink w:anchor="_Toc238979268" w:history="1">
+        <w:r>
+          <w:rPr>
+            <w:rStyle w:val="aff"/>
+            <w:noProof/>
+          </w:rPr>
+          <w:t xml:space="preserve">10.1 </w:t>
+        </w:r>
+        <w:r>
+          <w:rPr>
+            <w:rStyle w:val="aff"/>
+            <w:noProof/>
+          </w:rPr>
+          <w:t>タッチ操作領域と表示変化</w:t>
+        </w:r>
+        <w:r>
+          <w:rPr>
+            <w:noProof/>
+          </w:rPr>
+          <w:tab/>
+        </w:r>
+        <w:r>
+          <w:rPr>
+            <w:noProof/>
+          </w:rPr>
+          <w:fldChar w:fldCharType="begin"/>
+        </w:r>
+        <w:r>
+          <w:rPr>
+            <w:noProof/>
+          </w:rPr>
+          <w:instrText xml:space="preserve"> PAGEREF _Toc238979268 \h </w:instrText>
+        </w:r>
+        <w:r>
+          <w:rPr>
+            <w:noProof/>
+          </w:rPr>
+        </w:r>
+        <w:r>
+          <w:rPr>
+            <w:noProof/>
+          </w:rPr>
+          <w:fldChar w:fldCharType="separate"/>
+        </w:r>
+        <w:r>
+          <w:rPr>
+            <w:noProof/>
+          </w:rPr>
+          <w:t>11</w:t>
+        </w:r>
+        <w:r>
+          <w:rPr>
+            <w:noProof/>
+          </w:rPr>
+          <w:fldChar w:fldCharType="end"/>
+        </w:r>
+      </w:hyperlink>
+    </w:p>
+    <w:p>
+      <w:pPr>
+        <w:pStyle w:val="TOC1"/>
+        <w:tabs>
+          <w:tab w:val="right" w:leader="dot" w:pos="9810"/>
+        </w:tabs>
+        <w:rPr>
+          <w:rFonts w:asciiTheme="minorHAnsi" w:eastAsiaTheme="minorEastAsia" w:hAnsiTheme="minorHAnsi"/>
+          <w:noProof/>
+          <w:kern w:val="2"/>
+          <w:sz w:val="21"/>
+          <w:szCs w:val="24"/>
+          <w:lang w:eastAsia="ja-JP"/>
+          <w14:ligatures w14:val="standardContextual"/>
+        </w:rPr>
+      </w:pPr>
+      <w:hyperlink w:anchor="_Toc238979269" w:history="1">
+        <w:r>
+          <w:rPr>
+            <w:rStyle w:val="aff"/>
+            <w:noProof/>
+          </w:rPr>
+          <w:t xml:space="preserve">11. </w:t>
+        </w:r>
+        <w:r>
+          <w:rPr>
+            <w:rStyle w:val="aff"/>
+            <w:noProof/>
+          </w:rPr>
+          <w:t>輝度・電源・照明制御</w:t>
+        </w:r>
+        <w:r>
+          <w:rPr>
+            <w:noProof/>
+          </w:rPr>
+          <w:tab/>
+        </w:r>
+        <w:r>
+          <w:rPr>
+            <w:noProof/>
+          </w:rPr>
+          <w:fldChar w:fldCharType="begin"/>
+        </w:r>
+        <w:r>
+          <w:rPr>
+            <w:noProof/>
+          </w:rPr>
+          <w:instrText xml:space="preserve"> PAGEREF _Toc238979269 \h </w:instrText>
+        </w:r>
+        <w:r>
+          <w:rPr>
+            <w:noProof/>
+          </w:rPr>
+        </w:r>
+        <w:r>
+          <w:rPr>
+            <w:noProof/>
+          </w:rPr>
+          <w:fldChar w:fldCharType="separate"/>
+        </w:r>
+        <w:r>
+          <w:rPr>
+            <w:noProof/>
+          </w:rPr>
+          <w:t>12</w:t>
+        </w:r>
+        <w:r>
+          <w:rPr>
+            <w:noProof/>
+          </w:rPr>
+          <w:fldChar w:fldCharType="end"/>
+        </w:r>
+      </w:hyperlink>
+    </w:p>
+    <w:p>
+      <w:pPr>
+        <w:pStyle w:val="TOC2"/>
+        <w:tabs>
+          <w:tab w:val="right" w:leader="dot" w:pos="9810"/>
+        </w:tabs>
+        <w:rPr>
+          <w:rFonts w:asciiTheme="minorHAnsi" w:eastAsiaTheme="minorEastAsia" w:hAnsiTheme="minorHAnsi"/>
+          <w:noProof/>
+          <w:kern w:val="2"/>
+          <w:sz w:val="21"/>
+          <w:szCs w:val="24"/>
+          <w:lang w:eastAsia="ja-JP"/>
+          <w14:ligatures w14:val="standardContextual"/>
+        </w:rPr>
+      </w:pPr>
+      <w:hyperlink w:anchor="_Toc238979270" w:history="1">
+        <w:r>
+          <w:rPr>
+            <w:rStyle w:val="aff"/>
+            <w:noProof/>
+          </w:rPr>
+          <w:t xml:space="preserve">11.1 </w:t>
+        </w:r>
+        <w:r>
+          <w:rPr>
+            <w:rStyle w:val="aff"/>
+            <w:noProof/>
+          </w:rPr>
+          <w:t>輝度決定</w:t>
+        </w:r>
+        <w:r>
+          <w:rPr>
+            <w:noProof/>
+          </w:rPr>
+          <w:tab/>
+        </w:r>
+        <w:r>
+          <w:rPr>
+            <w:noProof/>
+          </w:rPr>
+          <w:fldChar w:fldCharType="begin"/>
+        </w:r>
+        <w:r>
+          <w:rPr>
+            <w:noProof/>
+          </w:rPr>
+          <w:instrText xml:space="preserve"> PAGEREF _Toc238979270 \h </w:instrText>
+        </w:r>
+        <w:r>
+          <w:rPr>
+            <w:noProof/>
+          </w:rPr>
+        </w:r>
+        <w:r>
+          <w:rPr>
+            <w:noProof/>
+          </w:rPr>
+          <w:fldChar w:fldCharType="separate"/>
+        </w:r>
+        <w:r>
+          <w:rPr>
+            <w:noProof/>
+          </w:rPr>
+          <w:t>12</w:t>
+        </w:r>
+        <w:r>
+          <w:rPr>
+            <w:noProof/>
+          </w:rPr>
+          <w:fldChar w:fldCharType="end"/>
+        </w:r>
+      </w:hyperlink>
+    </w:p>
+    <w:p>
+      <w:pPr>
+        <w:pStyle w:val="TOC2"/>
+        <w:tabs>
+          <w:tab w:val="right" w:leader="dot" w:pos="9810"/>
+        </w:tabs>
+        <w:rPr>
+          <w:rFonts w:asciiTheme="minorHAnsi" w:eastAsiaTheme="minorEastAsia" w:hAnsiTheme="minorHAnsi"/>
+          <w:noProof/>
+          <w:kern w:val="2"/>
+          <w:sz w:val="21"/>
+          <w:szCs w:val="24"/>
+          <w:lang w:eastAsia="ja-JP"/>
+          <w14:ligatures w14:val="standardContextual"/>
+        </w:rPr>
+      </w:pPr>
+      <w:hyperlink w:anchor="_Toc238979271" w:history="1">
+        <w:r>
+          <w:rPr>
+            <w:rStyle w:val="aff"/>
+            <w:noProof/>
+          </w:rPr>
+          <w:t xml:space="preserve">11.2 </w:t>
+        </w:r>
+        <w:r>
+          <w:rPr>
+            <w:rStyle w:val="aff"/>
+            <w:noProof/>
+          </w:rPr>
+          <w:t>表示電源状態機械</w:t>
+        </w:r>
+        <w:r>
+          <w:rPr>
+            <w:noProof/>
+          </w:rPr>
+          <w:tab/>
+        </w:r>
+        <w:r>
+          <w:rPr>
+            <w:noProof/>
+          </w:rPr>
+          <w:fldChar w:fldCharType="begin"/>
+        </w:r>
+        <w:r>
+          <w:rPr>
+            <w:noProof/>
+          </w:rPr>
+          <w:instrText xml:space="preserve"> PAGEREF _Toc238979271 \h </w:instrText>
+        </w:r>
+        <w:r>
+          <w:rPr>
+            <w:noProof/>
+          </w:rPr>
+        </w:r>
+        <w:r>
+          <w:rPr>
+            <w:noProof/>
+          </w:rPr>
+          <w:fldChar w:fldCharType="separate"/>
+        </w:r>
+        <w:r>
+          <w:rPr>
+            <w:noProof/>
+          </w:rPr>
+          <w:t>12</w:t>
+        </w:r>
+        <w:r>
+          <w:rPr>
+            <w:noProof/>
+          </w:rPr>
+          <w:fldChar w:fldCharType="end"/>
+        </w:r>
+      </w:hyperlink>
+    </w:p>
+    <w:p>
+      <w:pPr>
+        <w:pStyle w:val="TOC2"/>
+        <w:tabs>
+          <w:tab w:val="right" w:leader="dot" w:pos="9810"/>
+        </w:tabs>
+        <w:rPr>
+          <w:rFonts w:asciiTheme="minorHAnsi" w:eastAsiaTheme="minorEastAsia" w:hAnsiTheme="minorHAnsi"/>
+          <w:noProof/>
+          <w:kern w:val="2"/>
+          <w:sz w:val="21"/>
+          <w:szCs w:val="24"/>
+          <w:lang w:eastAsia="ja-JP"/>
+          <w14:ligatures w14:val="standardContextual"/>
+        </w:rPr>
+      </w:pPr>
+      <w:hyperlink w:anchor="_Toc238979272" w:history="1">
+        <w:r>
+          <w:rPr>
+            <w:rStyle w:val="aff"/>
+            <w:noProof/>
+          </w:rPr>
+          <w:t xml:space="preserve">11.3 </w:t>
+        </w:r>
+        <w:r>
+          <w:rPr>
+            <w:rStyle w:val="aff"/>
+            <w:noProof/>
+          </w:rPr>
+          <w:t>照明・顔認証</w:t>
+        </w:r>
+        <w:r>
+          <w:rPr>
+            <w:noProof/>
+          </w:rPr>
+          <w:tab/>
+        </w:r>
+        <w:r>
+          <w:rPr>
+            <w:noProof/>
+          </w:rPr>
+          <w:fldChar w:fldCharType="begin"/>
+        </w:r>
+        <w:r>
+          <w:rPr>
+            <w:noProof/>
+          </w:rPr>
+          <w:instrText xml:space="preserve"> PAGEREF _Toc238979272 \h </w:instrText>
+        </w:r>
+        <w:r>
+          <w:rPr>
+            <w:noProof/>
+          </w:rPr>
+        </w:r>
+        <w:r>
+          <w:rPr>
+            <w:noProof/>
+          </w:rPr>
+          <w:fldChar w:fldCharType="separate"/>
+        </w:r>
+        <w:r>
+          <w:rPr>
+            <w:noProof/>
+          </w:rPr>
+          <w:t>12</w:t>
+        </w:r>
+        <w:r>
+          <w:rPr>
+            <w:noProof/>
+          </w:rPr>
+          <w:fldChar w:fldCharType="end"/>
+        </w:r>
+      </w:hyperlink>
+    </w:p>
+    <w:p>
+      <w:pPr>
+        <w:pStyle w:val="TOC1"/>
+        <w:tabs>
+          <w:tab w:val="right" w:leader="dot" w:pos="9810"/>
+        </w:tabs>
+        <w:rPr>
+          <w:rFonts w:asciiTheme="minorHAnsi" w:eastAsiaTheme="minorEastAsia" w:hAnsiTheme="minorHAnsi"/>
+          <w:noProof/>
+          <w:kern w:val="2"/>
+          <w:sz w:val="21"/>
+          <w:szCs w:val="24"/>
+          <w:lang w:eastAsia="ja-JP"/>
+          <w14:ligatures w14:val="standardContextual"/>
+        </w:rPr>
+      </w:pPr>
+      <w:hyperlink w:anchor="_Toc238979273" w:history="1">
+        <w:r>
+          <w:rPr>
+            <w:rStyle w:val="aff"/>
+            <w:noProof/>
+          </w:rPr>
+          <w:t xml:space="preserve">12. </w:t>
+        </w:r>
+        <w:r>
+          <w:rPr>
+            <w:rStyle w:val="aff"/>
+            <w:noProof/>
+          </w:rPr>
+          <w:t>永続化・ログ設計</w:t>
+        </w:r>
+        <w:r>
+          <w:rPr>
+            <w:noProof/>
+          </w:rPr>
+          <w:tab/>
+        </w:r>
+        <w:r>
+          <w:rPr>
+            <w:noProof/>
+          </w:rPr>
+          <w:fldChar w:fldCharType="begin"/>
+        </w:r>
+        <w:r>
+          <w:rPr>
+            <w:noProof/>
+          </w:rPr>
+          <w:instrText xml:space="preserve"> PAGEREF _Toc238979273 \h </w:instrText>
+        </w:r>
+        <w:r>
+          <w:rPr>
+            <w:noProof/>
+          </w:rPr>
+        </w:r>
+        <w:r>
+          <w:rPr>
+            <w:noProof/>
+          </w:rPr>
+          <w:fldChar w:fldCharType="separate"/>
+        </w:r>
+        <w:r>
+          <w:rPr>
+            <w:noProof/>
+          </w:rPr>
+          <w:t>13</w:t>
+        </w:r>
+        <w:r>
+          <w:rPr>
+            <w:noProof/>
+          </w:rPr>
+          <w:fldChar w:fldCharType="end"/>
+        </w:r>
+      </w:hyperlink>
+    </w:p>
+    <w:p>
+      <w:pPr>
+        <w:pStyle w:val="TOC2"/>
+        <w:tabs>
+          <w:tab w:val="right" w:leader="dot" w:pos="9810"/>
+        </w:tabs>
+        <w:rPr>
+          <w:rFonts w:asciiTheme="minorHAnsi" w:eastAsiaTheme="minorEastAsia" w:hAnsiTheme="minorHAnsi"/>
+          <w:noProof/>
+          <w:kern w:val="2"/>
+          <w:sz w:val="21"/>
+          <w:szCs w:val="24"/>
+          <w:lang w:eastAsia="ja-JP"/>
+          <w14:ligatures w14:val="standardContextual"/>
+        </w:rPr>
+      </w:pPr>
+      <w:hyperlink w:anchor="_Toc238979274" w:history="1">
+        <w:r>
+          <w:rPr>
+            <w:rStyle w:val="aff"/>
+            <w:noProof/>
+          </w:rPr>
+          <w:t>12.1 UI</w:t>
+        </w:r>
+        <w:r>
+          <w:rPr>
+            <w:rStyle w:val="aff"/>
+            <w:noProof/>
+          </w:rPr>
+          <w:t>状態</w:t>
+        </w:r>
+        <w:r>
+          <w:rPr>
+            <w:noProof/>
+          </w:rPr>
+          <w:tab/>
+        </w:r>
+        <w:r>
+          <w:rPr>
+            <w:noProof/>
+          </w:rPr>
+          <w:fldChar w:fldCharType="begin"/>
+        </w:r>
+        <w:r>
+          <w:rPr>
+            <w:noProof/>
+          </w:rPr>
+          <w:instrText xml:space="preserve"> PAGEREF _Toc238979274 \h </w:instrText>
+        </w:r>
+        <w:r>
+          <w:rPr>
+            <w:noProof/>
+          </w:rPr>
+        </w:r>
+        <w:r>
+          <w:rPr>
+            <w:noProof/>
+          </w:rPr>
+          <w:fldChar w:fldCharType="separate"/>
+        </w:r>
+        <w:r>
+          <w:rPr>
+            <w:noProof/>
+          </w:rPr>
+          <w:t>13</w:t>
+        </w:r>
+        <w:r>
+          <w:rPr>
+            <w:noProof/>
+          </w:rPr>
+          <w:fldChar w:fldCharType="end"/>
+        </w:r>
+      </w:hyperlink>
+    </w:p>
+    <w:p>
+      <w:pPr>
+        <w:pStyle w:val="TOC2"/>
+        <w:tabs>
+          <w:tab w:val="right" w:leader="dot" w:pos="9810"/>
+        </w:tabs>
+        <w:rPr>
+          <w:rFonts w:asciiTheme="minorHAnsi" w:eastAsiaTheme="minorEastAsia" w:hAnsiTheme="minorHAnsi"/>
+          <w:noProof/>
+          <w:kern w:val="2"/>
+          <w:sz w:val="21"/>
+          <w:szCs w:val="24"/>
+          <w:lang w:eastAsia="ja-JP"/>
+          <w14:ligatures w14:val="standardContextual"/>
+        </w:rPr>
+      </w:pPr>
+      <w:hyperlink w:anchor="_Toc238979275" w:history="1">
+        <w:r>
+          <w:rPr>
+            <w:rStyle w:val="aff"/>
+            <w:noProof/>
+          </w:rPr>
+          <w:t xml:space="preserve">12.2 </w:t>
+        </w:r>
+        <w:r>
+          <w:rPr>
+            <w:rStyle w:val="aff"/>
+            <w:noProof/>
+          </w:rPr>
+          <w:t>ログ</w:t>
+        </w:r>
+        <w:r>
+          <w:rPr>
+            <w:noProof/>
+          </w:rPr>
+          <w:tab/>
+        </w:r>
+        <w:r>
+          <w:rPr>
+            <w:noProof/>
+          </w:rPr>
+          <w:fldChar w:fldCharType="begin"/>
+        </w:r>
+        <w:r>
+          <w:rPr>
+            <w:noProof/>
+          </w:rPr>
+          <w:instrText xml:space="preserve"> PAGEREF _Toc238979275 \h </w:instrText>
+        </w:r>
+        <w:r>
+          <w:rPr>
+            <w:noProof/>
+          </w:rPr>
+        </w:r>
+        <w:r>
+          <w:rPr>
+            <w:noProof/>
+          </w:rPr>
+          <w:fldChar w:fldCharType="separate"/>
+        </w:r>
+        <w:r>
+          <w:rPr>
+            <w:noProof/>
+          </w:rPr>
+          <w:t>13</w:t>
+        </w:r>
+        <w:r>
+          <w:rPr>
+            <w:noProof/>
+          </w:rPr>
+          <w:fldChar w:fldCharType="end"/>
+        </w:r>
+      </w:hyperlink>
+    </w:p>
+    <w:p>
+      <w:pPr>
+        <w:pStyle w:val="TOC1"/>
+        <w:tabs>
+          <w:tab w:val="right" w:leader="dot" w:pos="9810"/>
+        </w:tabs>
+        <w:rPr>
+          <w:rFonts w:asciiTheme="minorHAnsi" w:eastAsiaTheme="minorEastAsia" w:hAnsiTheme="minorHAnsi"/>
+          <w:noProof/>
+          <w:kern w:val="2"/>
+          <w:sz w:val="21"/>
+          <w:szCs w:val="24"/>
+          <w:lang w:eastAsia="ja-JP"/>
+          <w14:ligatures w14:val="standardContextual"/>
+        </w:rPr>
+      </w:pPr>
+      <w:hyperlink w:anchor="_Toc238979276" w:history="1">
+        <w:r>
+          <w:rPr>
+            <w:rStyle w:val="aff"/>
+            <w:noProof/>
+          </w:rPr>
+          <w:t xml:space="preserve">13. </w:t>
+        </w:r>
+        <w:r>
+          <w:rPr>
+            <w:rStyle w:val="aff"/>
+            <w:noProof/>
+          </w:rPr>
+          <w:t>例外・フォールバック設計</w:t>
+        </w:r>
+        <w:r>
+          <w:rPr>
+            <w:noProof/>
+          </w:rPr>
+          <w:tab/>
+        </w:r>
+        <w:r>
+          <w:rPr>
+            <w:noProof/>
+          </w:rPr>
+          <w:fldChar w:fldCharType="begin"/>
+        </w:r>
+        <w:r>
+          <w:rPr>
+            <w:noProof/>
+          </w:rPr>
+          <w:instrText xml:space="preserve"> PAGEREF _Toc238979276 \h </w:instrText>
+        </w:r>
+        <w:r>
+          <w:rPr>
+            <w:noProof/>
+          </w:rPr>
+        </w:r>
+        <w:r>
+          <w:rPr>
+            <w:noProof/>
+          </w:rPr>
+          <w:fldChar w:fldCharType="separate"/>
+        </w:r>
+        <w:r>
+          <w:rPr>
+            <w:noProof/>
+          </w:rPr>
+          <w:t>13</w:t>
+        </w:r>
+        <w:r>
+          <w:rPr>
+            <w:noProof/>
+          </w:rPr>
+          <w:fldChar w:fldCharType="end"/>
+        </w:r>
+      </w:hyperlink>
+    </w:p>
+    <w:p>
+      <w:pPr>
+        <w:pStyle w:val="TOC1"/>
+        <w:tabs>
+          <w:tab w:val="right" w:leader="dot" w:pos="9810"/>
+        </w:tabs>
+        <w:rPr>
+          <w:rFonts w:asciiTheme="minorHAnsi" w:eastAsiaTheme="minorEastAsia" w:hAnsiTheme="minorHAnsi"/>
+          <w:noProof/>
+          <w:kern w:val="2"/>
+          <w:sz w:val="21"/>
+          <w:szCs w:val="24"/>
+          <w:lang w:eastAsia="ja-JP"/>
+          <w14:ligatures w14:val="standardContextual"/>
+        </w:rPr>
+      </w:pPr>
+      <w:hyperlink w:anchor="_Toc238979277" w:history="1">
+        <w:r>
+          <w:rPr>
+            <w:rStyle w:val="aff"/>
+            <w:noProof/>
+          </w:rPr>
+          <w:t xml:space="preserve">14. </w:t>
+        </w:r>
+        <w:r>
+          <w:rPr>
+            <w:rStyle w:val="aff"/>
+            <w:noProof/>
+          </w:rPr>
+          <w:t>セキュリティ設計</w:t>
+        </w:r>
+        <w:r>
+          <w:rPr>
+            <w:noProof/>
+          </w:rPr>
+          <w:tab/>
+        </w:r>
+        <w:r>
+          <w:rPr>
+            <w:noProof/>
+          </w:rPr>
+          <w:fldChar w:fldCharType="begin"/>
+        </w:r>
+        <w:r>
+          <w:rPr>
+            <w:noProof/>
+          </w:rPr>
+          <w:instrText xml:space="preserve"> PAGEREF _Toc238979277 \h </w:instrText>
+        </w:r>
+        <w:r>
+          <w:rPr>
+            <w:noProof/>
+          </w:rPr>
+        </w:r>
+        <w:r>
+          <w:rPr>
+            <w:noProof/>
+          </w:rPr>
+          <w:fldChar w:fldCharType="separate"/>
+        </w:r>
+        <w:r>
+          <w:rPr>
+            <w:noProof/>
+          </w:rPr>
+          <w:t>13</w:t>
+        </w:r>
+        <w:r>
+          <w:rPr>
+            <w:noProof/>
+          </w:rPr>
+          <w:fldChar w:fldCharType="end"/>
+        </w:r>
+      </w:hyperlink>
+    </w:p>
+    <w:p>
+      <w:pPr>
+        <w:pStyle w:val="TOC1"/>
+        <w:tabs>
+          <w:tab w:val="right" w:leader="dot" w:pos="9810"/>
+        </w:tabs>
+        <w:rPr>
+          <w:rFonts w:asciiTheme="minorHAnsi" w:eastAsiaTheme="minorEastAsia" w:hAnsiTheme="minorHAnsi"/>
+          <w:noProof/>
+          <w:kern w:val="2"/>
+          <w:sz w:val="21"/>
+          <w:szCs w:val="24"/>
+          <w:lang w:eastAsia="ja-JP"/>
+          <w14:ligatures w14:val="standardContextual"/>
+        </w:rPr>
+      </w:pPr>
+      <w:hyperlink w:anchor="_Toc238979278" w:history="1">
+        <w:r>
+          <w:rPr>
+            <w:rStyle w:val="aff"/>
+            <w:noProof/>
+          </w:rPr>
+          <w:t xml:space="preserve">15. </w:t>
+        </w:r>
+        <w:r>
+          <w:rPr>
+            <w:rStyle w:val="aff"/>
+            <w:noProof/>
+          </w:rPr>
+          <w:t>配備・運用設計</w:t>
+        </w:r>
+        <w:r>
+          <w:rPr>
+            <w:noProof/>
+          </w:rPr>
+          <w:tab/>
+        </w:r>
+        <w:r>
+          <w:rPr>
+            <w:noProof/>
+          </w:rPr>
+          <w:fldChar w:fldCharType="begin"/>
+        </w:r>
+        <w:r>
+          <w:rPr>
+            <w:noProof/>
+          </w:rPr>
+          <w:instrText xml:space="preserve"> PAGEREF _Toc238979278 \h </w:instrText>
+        </w:r>
+        <w:r>
+          <w:rPr>
+            <w:noProof/>
+          </w:rPr>
+        </w:r>
+        <w:r>
+          <w:rPr>
+            <w:noProof/>
+          </w:rPr>
+          <w:fldChar w:fldCharType="separate"/>
+        </w:r>
+        <w:r>
+          <w:rPr>
+            <w:noProof/>
+          </w:rPr>
+          <w:t>14</w:t>
+        </w:r>
+        <w:r>
+          <w:rPr>
+            <w:noProof/>
+          </w:rPr>
+          <w:fldChar w:fldCharType="end"/>
+        </w:r>
+      </w:hyperlink>
+    </w:p>
+    <w:p>
+      <w:pPr>
+        <w:pStyle w:val="TOC2"/>
+        <w:tabs>
+          <w:tab w:val="right" w:leader="dot" w:pos="9810"/>
+        </w:tabs>
+        <w:rPr>
+          <w:rFonts w:asciiTheme="minorHAnsi" w:eastAsiaTheme="minorEastAsia" w:hAnsiTheme="minorHAnsi"/>
+          <w:noProof/>
+          <w:kern w:val="2"/>
+          <w:sz w:val="21"/>
+          <w:szCs w:val="24"/>
+          <w:lang w:eastAsia="ja-JP"/>
+          <w14:ligatures w14:val="standardContextual"/>
+        </w:rPr>
+      </w:pPr>
+      <w:hyperlink w:anchor="_Toc238979279" w:history="1">
+        <w:r>
+          <w:rPr>
+            <w:rStyle w:val="aff"/>
+            <w:noProof/>
+          </w:rPr>
+          <w:t xml:space="preserve">15.1 </w:t>
+        </w:r>
+        <w:r>
+          <w:rPr>
+            <w:rStyle w:val="aff"/>
+            <w:noProof/>
+          </w:rPr>
+          <w:t>配置</w:t>
+        </w:r>
+        <w:r>
+          <w:rPr>
+            <w:noProof/>
+          </w:rPr>
+          <w:tab/>
+        </w:r>
+        <w:r>
+          <w:rPr>
+            <w:noProof/>
+          </w:rPr>
+          <w:fldChar w:fldCharType="begin"/>
+        </w:r>
+        <w:r>
+          <w:rPr>
+            <w:noProof/>
+          </w:rPr>
+          <w:instrText xml:space="preserve"> PAGEREF _Toc238979279 \h </w:instrText>
+        </w:r>
+        <w:r>
+          <w:rPr>
+            <w:noProof/>
+          </w:rPr>
+        </w:r>
+        <w:r>
+          <w:rPr>
+            <w:noProof/>
+          </w:rPr>
+          <w:fldChar w:fldCharType="separate"/>
+        </w:r>
+        <w:r>
+          <w:rPr>
+            <w:noProof/>
+          </w:rPr>
+          <w:t>14</w:t>
+        </w:r>
+        <w:r>
+          <w:rPr>
+            <w:noProof/>
+          </w:rPr>
+          <w:fldChar w:fldCharType="end"/>
+        </w:r>
+      </w:hyperlink>
+    </w:p>
+    <w:p>
+      <w:pPr>
+        <w:pStyle w:val="TOC2"/>
+        <w:tabs>
+          <w:tab w:val="right" w:leader="dot" w:pos="9810"/>
+        </w:tabs>
+        <w:rPr>
+          <w:rFonts w:asciiTheme="minorHAnsi" w:eastAsiaTheme="minorEastAsia" w:hAnsiTheme="minorHAnsi"/>
+          <w:noProof/>
+          <w:kern w:val="2"/>
+          <w:sz w:val="21"/>
+          <w:szCs w:val="24"/>
+          <w:lang w:eastAsia="ja-JP"/>
+          <w14:ligatures w14:val="standardContextual"/>
+        </w:rPr>
+      </w:pPr>
+      <w:hyperlink w:anchor="_Toc238979280" w:history="1">
+        <w:r>
+          <w:rPr>
+            <w:rStyle w:val="aff"/>
+            <w:noProof/>
+          </w:rPr>
+          <w:t xml:space="preserve">15.2 </w:t>
+        </w:r>
+        <w:r>
+          <w:rPr>
+            <w:rStyle w:val="aff"/>
+            <w:noProof/>
+          </w:rPr>
+          <w:t>更新手順</w:t>
+        </w:r>
+        <w:r>
+          <w:rPr>
+            <w:noProof/>
+          </w:rPr>
+          <w:tab/>
+        </w:r>
+        <w:r>
+          <w:rPr>
+            <w:noProof/>
+          </w:rPr>
+          <w:fldChar w:fldCharType="begin"/>
+        </w:r>
+        <w:r>
+          <w:rPr>
+            <w:noProof/>
+          </w:rPr>
+          <w:instrText xml:space="preserve"> PAGEREF _Toc238979280 \h </w:instrText>
+        </w:r>
+        <w:r>
+          <w:rPr>
+            <w:noProof/>
+          </w:rPr>
+        </w:r>
+        <w:r>
+          <w:rPr>
+            <w:noProof/>
+          </w:rPr>
+          <w:fldChar w:fldCharType="separate"/>
+        </w:r>
+        <w:r>
+          <w:rPr>
+            <w:noProof/>
+          </w:rPr>
+          <w:t>14</w:t>
+        </w:r>
+        <w:r>
+          <w:rPr>
+            <w:noProof/>
+          </w:rPr>
+          <w:fldChar w:fldCharType="end"/>
+        </w:r>
+      </w:hyperlink>
+    </w:p>
+    <w:p>
+      <w:pPr>
+        <w:pStyle w:val="TOC1"/>
+        <w:tabs>
+          <w:tab w:val="right" w:leader="dot" w:pos="9810"/>
+        </w:tabs>
+        <w:rPr>
+          <w:rFonts w:asciiTheme="minorHAnsi" w:eastAsiaTheme="minorEastAsia" w:hAnsiTheme="minorHAnsi"/>
+          <w:noProof/>
+          <w:kern w:val="2"/>
+          <w:sz w:val="21"/>
+          <w:szCs w:val="24"/>
+          <w:lang w:eastAsia="ja-JP"/>
+          <w14:ligatures w14:val="standardContextual"/>
+        </w:rPr>
+      </w:pPr>
+      <w:hyperlink w:anchor="_Toc238979281" w:history="1">
+        <w:r>
+          <w:rPr>
+            <w:rStyle w:val="aff"/>
+            <w:noProof/>
+          </w:rPr>
+          <w:t xml:space="preserve">16. </w:t>
+        </w:r>
+        <w:r>
+          <w:rPr>
+            <w:rStyle w:val="aff"/>
+            <w:noProof/>
+          </w:rPr>
+          <w:t>テスト設計</w:t>
+        </w:r>
+        <w:r>
+          <w:rPr>
+            <w:noProof/>
+          </w:rPr>
+          <w:tab/>
+        </w:r>
+        <w:r>
+          <w:rPr>
+            <w:noProof/>
+          </w:rPr>
+          <w:fldChar w:fldCharType="begin"/>
+        </w:r>
+        <w:r>
+          <w:rPr>
+            <w:noProof/>
+          </w:rPr>
+          <w:instrText xml:space="preserve"> PAGEREF _Toc238979281 \h </w:instrText>
+        </w:r>
+        <w:r>
+          <w:rPr>
+            <w:noProof/>
+          </w:rPr>
+        </w:r>
+        <w:r>
+          <w:rPr>
+            <w:noProof/>
+          </w:rPr>
+          <w:fldChar w:fldCharType="separate"/>
+        </w:r>
+        <w:r>
+          <w:rPr>
+            <w:noProof/>
+          </w:rPr>
+          <w:t>14</w:t>
+        </w:r>
+        <w:r>
+          <w:rPr>
+            <w:noProof/>
+          </w:rPr>
+          <w:fldChar w:fldCharType="end"/>
+        </w:r>
+      </w:hyperlink>
+    </w:p>
+    <w:p>
+      <w:pPr>
+        <w:pStyle w:val="TOC1"/>
+        <w:tabs>
+          <w:tab w:val="right" w:leader="dot" w:pos="9810"/>
+        </w:tabs>
+        <w:rPr>
+          <w:rFonts w:asciiTheme="minorHAnsi" w:eastAsiaTheme="minorEastAsia" w:hAnsiTheme="minorHAnsi"/>
+          <w:noProof/>
+          <w:kern w:val="2"/>
+          <w:sz w:val="21"/>
+          <w:szCs w:val="24"/>
+          <w:lang w:eastAsia="ja-JP"/>
+          <w14:ligatures w14:val="standardContextual"/>
+        </w:rPr>
+      </w:pPr>
+      <w:hyperlink w:anchor="_Toc238979282" w:history="1">
+        <w:r>
+          <w:rPr>
+            <w:rStyle w:val="aff"/>
+            <w:noProof/>
+          </w:rPr>
+          <w:t xml:space="preserve">17. </w:t>
+        </w:r>
+        <w:r>
+          <w:rPr>
+            <w:rStyle w:val="aff"/>
+            <w:noProof/>
+          </w:rPr>
+          <w:t>拡張・改善方針</w:t>
+        </w:r>
+        <w:r>
+          <w:rPr>
+            <w:noProof/>
+          </w:rPr>
+          <w:tab/>
+        </w:r>
+        <w:r>
+          <w:rPr>
+            <w:noProof/>
+          </w:rPr>
+          <w:fldChar w:fldCharType="begin"/>
+        </w:r>
+        <w:r>
+          <w:rPr>
+            <w:noProof/>
+          </w:rPr>
+          <w:instrText xml:space="preserve"> PAGEREF _Toc238979282 \h </w:instrText>
+        </w:r>
+        <w:r>
+          <w:rPr>
+            <w:noProof/>
+          </w:rPr>
+        </w:r>
+        <w:r>
+          <w:rPr>
+            <w:noProof/>
+          </w:rPr>
+          <w:fldChar w:fldCharType="separate"/>
+        </w:r>
+        <w:r>
+          <w:rPr>
+            <w:noProof/>
+          </w:rPr>
+          <w:t>15</w:t>
+        </w:r>
+        <w:r>
+          <w:rPr>
+            <w:noProof/>
+          </w:rPr>
+          <w:fldChar w:fldCharType="end"/>
+        </w:r>
+      </w:hyperlink>
+    </w:p>
+    <w:p>
+      <w:pPr>
+        <w:pStyle w:val="TOC1"/>
+        <w:tabs>
+          <w:tab w:val="right" w:leader="dot" w:pos="9810"/>
+        </w:tabs>
+        <w:rPr>
+          <w:rFonts w:asciiTheme="minorHAnsi" w:eastAsiaTheme="minorEastAsia" w:hAnsiTheme="minorHAnsi"/>
+          <w:noProof/>
+          <w:kern w:val="2"/>
+          <w:sz w:val="21"/>
+          <w:szCs w:val="24"/>
+          <w:lang w:eastAsia="ja-JP"/>
+          <w14:ligatures w14:val="standardContextual"/>
+        </w:rPr>
+      </w:pPr>
+      <w:hyperlink w:anchor="_Toc238979283" w:history="1">
+        <w:r>
+          <w:rPr>
+            <w:rStyle w:val="aff"/>
+            <w:noProof/>
+          </w:rPr>
+          <w:t xml:space="preserve">18. </w:t>
+        </w:r>
+        <w:r>
+          <w:rPr>
+            <w:rStyle w:val="aff"/>
+            <w:noProof/>
+          </w:rPr>
+          <w:t>設計トレーサビリティ</w:t>
+        </w:r>
+        <w:r>
+          <w:rPr>
+            <w:noProof/>
+          </w:rPr>
+          <w:tab/>
+        </w:r>
+        <w:r>
+          <w:rPr>
+            <w:noProof/>
+          </w:rPr>
+          <w:fldChar w:fldCharType="begin"/>
+        </w:r>
+        <w:r>
+          <w:rPr>
+            <w:noProof/>
+          </w:rPr>
+          <w:instrText xml:space="preserve"> PAGEREF _Toc238979283 \h </w:instrText>
+        </w:r>
+        <w:r>
+          <w:rPr>
+            <w:noProof/>
+          </w:rPr>
+        </w:r>
+        <w:r>
+          <w:rPr>
+            <w:noProof/>
+          </w:rPr>
+          <w:fldChar w:fldCharType="separate"/>
+        </w:r>
+        <w:r>
+          <w:rPr>
+            <w:noProof/>
+          </w:rPr>
+          <w:t>16</w:t>
+        </w:r>
+        <w:r>
+          <w:rPr>
+            <w:noProof/>
+          </w:rPr>
+          <w:fldChar w:fldCharType="end"/>
+        </w:r>
+      </w:hyperlink>
     </w:p>
     <w:p>
       <w:r>
-        <w:br w:type="page"/>
+        <w:fldChar w:fldCharType="end"/>
       </w:r>
     </w:p>
     <w:p>
       <w:pPr>
         <w:pStyle w:val="Heading1"/>
         <w:keepNext/>
+        <w:pageBreakBefore/>
       </w:pPr>
+      <w:bookmarkStart w:id="1" w:name="_Toc238979242"/>
       <w:r>
         <w:t>1. 設計概要</w:t>
       </w:r>
+      <w:bookmarkEnd w:id="1"/>
     </w:p>
     <w:p>
       <w:pPr>
         <w:pStyle w:val="Heading2"/>
         <w:keepNext/>
       </w:pPr>
+      <w:bookmarkStart w:id="2" w:name="_Toc238979243"/>
       <w:r>
         <w:t>1.1 設計目的</w:t>
       </w:r>
+      <w:bookmarkEnd w:id="2"/>
     </w:p>
     <w:p>
       <w:r>
@@ -650,9 +3528,11 @@
         <w:pStyle w:val="Heading2"/>
         <w:keepNext/>
       </w:pPr>
+      <w:bookmarkStart w:id="3" w:name="_Toc238979244"/>
       <w:r>
         <w:t>1.2 設計方針</w:t>
       </w:r>
+      <w:bookmarkEnd w:id="3"/>
     </w:p>
     <w:p>
       <w:pPr>
@@ -737,19 +3617,24 @@
       <w:pPr>
         <w:pStyle w:val="Heading1"/>
         <w:keepNext/>
+        <w:pageBreakBefore/>
       </w:pPr>
+      <w:bookmarkStart w:id="4" w:name="_Toc238979245"/>
       <w:r>
         <w:t>2. システム構成</w:t>
       </w:r>
+      <w:bookmarkEnd w:id="4"/>
     </w:p>
     <w:p>
       <w:pPr>
         <w:pStyle w:val="Heading2"/>
         <w:keepNext/>
       </w:pPr>
+      <w:bookmarkStart w:id="5" w:name="_Toc238979246"/>
       <w:r>
         <w:t>2.1 論理構成</w:t>
       </w:r>
+      <w:bookmarkEnd w:id="5"/>
     </w:p>
     <w:tbl>
       <w:tblPr>
@@ -1352,9 +4237,11 @@
         <w:pStyle w:val="Heading2"/>
         <w:keepNext/>
       </w:pPr>
+      <w:bookmarkStart w:id="6" w:name="_Toc238979247"/>
       <w:r>
         <w:t>2.2 データフロー</w:t>
       </w:r>
+      <w:bookmarkEnd w:id="6"/>
     </w:p>
     <w:p>
       <w:pPr>
@@ -1455,19 +4342,24 @@
       <w:pPr>
         <w:pStyle w:val="Heading1"/>
         <w:keepNext/>
+        <w:pageBreakBefore/>
       </w:pPr>
+      <w:bookmarkStart w:id="7" w:name="_Toc238979248"/>
       <w:r>
         <w:t>3. 起動・終了設計</w:t>
       </w:r>
+      <w:bookmarkEnd w:id="7"/>
     </w:p>
     <w:p>
       <w:pPr>
         <w:pStyle w:val="Heading2"/>
         <w:keepNext/>
       </w:pPr>
+      <w:bookmarkStart w:id="8" w:name="_Toc238979249"/>
       <w:r>
         <w:t>3.1 起動シーケンス</w:t>
       </w:r>
+      <w:bookmarkEnd w:id="8"/>
     </w:p>
     <w:p>
       <w:pPr>
@@ -1586,9 +4478,11 @@
         <w:pStyle w:val="Heading2"/>
         <w:keepNext/>
       </w:pPr>
+      <w:bookmarkStart w:id="9" w:name="_Toc238979250"/>
       <w:r>
         <w:t>3.2 終了</w:t>
       </w:r>
+      <w:bookmarkEnd w:id="9"/>
     </w:p>
     <w:p>
       <w:r>
@@ -1603,10 +4497,13 @@
       <w:pPr>
         <w:pStyle w:val="Heading1"/>
         <w:keepNext/>
+        <w:pageBreakBefore/>
       </w:pPr>
+      <w:bookmarkStart w:id="10" w:name="_Toc238979251"/>
       <w:r>
         <w:t>4. モジュール設計</w:t>
       </w:r>
+      <w:bookmarkEnd w:id="10"/>
     </w:p>
     <w:tbl>
       <w:tblPr>
@@ -2687,19 +5584,24 @@
       <w:pPr>
         <w:pStyle w:val="Heading1"/>
         <w:keepNext/>
+        <w:pageBreakBefore/>
       </w:pPr>
+      <w:bookmarkStart w:id="11" w:name="_Toc238979252"/>
       <w:r>
         <w:t>5. 状態・データ設計</w:t>
       </w:r>
+      <w:bookmarkEnd w:id="11"/>
     </w:p>
     <w:p>
       <w:pPr>
         <w:pStyle w:val="Heading2"/>
         <w:keepNext/>
       </w:pPr>
+      <w:bookmarkStart w:id="12" w:name="_Toc238979253"/>
       <w:r>
         <w:t>5.1 ClockState</w:t>
       </w:r>
+      <w:bookmarkEnd w:id="12"/>
     </w:p>
     <w:tbl>
       <w:tblPr>
@@ -3419,9 +6321,11 @@
         <w:pStyle w:val="Heading2"/>
         <w:keepNext/>
       </w:pPr>
+      <w:bookmarkStart w:id="13" w:name="_Toc238979254"/>
       <w:r>
         <w:t>5.2 時刻の使い分け</w:t>
       </w:r>
+      <w:bookmarkEnd w:id="13"/>
     </w:p>
     <w:tbl>
       <w:tblPr>
@@ -3716,10 +6620,13 @@
       <w:pPr>
         <w:pStyle w:val="Heading1"/>
         <w:keepNext/>
+        <w:pageBreakBefore/>
       </w:pPr>
+      <w:bookmarkStart w:id="14" w:name="_Toc238979255"/>
       <w:r>
         <w:t>6. スレッド設計</w:t>
       </w:r>
+      <w:bookmarkEnd w:id="14"/>
     </w:p>
     <w:tbl>
       <w:tblPr>
@@ -5072,19 +7979,24 @@
       <w:pPr>
         <w:pStyle w:val="Heading1"/>
         <w:keepNext/>
+        <w:pageBreakBefore/>
       </w:pPr>
+      <w:bookmarkStart w:id="15" w:name="_Toc238979256"/>
       <w:r>
         <w:t>7. センサーI/F設計</w:t>
       </w:r>
+      <w:bookmarkEnd w:id="15"/>
     </w:p>
     <w:p>
       <w:pPr>
         <w:pStyle w:val="Heading2"/>
         <w:keepNext/>
       </w:pPr>
+      <w:bookmarkStart w:id="16" w:name="_Toc238979257"/>
       <w:r>
         <w:t>7.1 I²C共通</w:t>
       </w:r>
+      <w:bookmarkEnd w:id="16"/>
     </w:p>
     <w:p>
       <w:pPr>
@@ -5139,9 +8051,11 @@
         <w:pStyle w:val="Heading2"/>
         <w:keepNext/>
       </w:pPr>
+      <w:bookmarkStart w:id="17" w:name="_Toc238979258"/>
       <w:r>
         <w:t>7.2 センサー別処理</w:t>
       </w:r>
+      <w:bookmarkEnd w:id="17"/>
     </w:p>
     <w:tbl>
       <w:tblPr>
@@ -5783,19 +8697,24 @@
       <w:pPr>
         <w:pStyle w:val="Heading1"/>
         <w:keepNext/>
+        <w:pageBreakBefore/>
       </w:pPr>
+      <w:bookmarkStart w:id="18" w:name="_Toc238979259"/>
       <w:r>
         <w:t>8. 外部サービスI/F設計</w:t>
       </w:r>
+      <w:bookmarkEnd w:id="18"/>
     </w:p>
     <w:p>
       <w:pPr>
         <w:pStyle w:val="Heading2"/>
         <w:keepNext/>
       </w:pPr>
+      <w:bookmarkStart w:id="19" w:name="_Toc238979260"/>
       <w:r>
         <w:t>8.1 SwitchBot Cloud API</w:t>
       </w:r>
+      <w:bookmarkEnd w:id="19"/>
     </w:p>
     <w:tbl>
       <w:tblPr>
@@ -6188,9 +9107,11 @@
         <w:pStyle w:val="Heading2"/>
         <w:keepNext/>
       </w:pPr>
+      <w:bookmarkStart w:id="20" w:name="_Toc238979261"/>
       <w:r>
         <w:t>8.2 Open-Meteo</w:t>
       </w:r>
+      <w:bookmarkEnd w:id="20"/>
     </w:p>
     <w:p>
       <w:r>
@@ -6206,9 +9127,11 @@
         <w:pStyle w:val="Heading2"/>
         <w:keepNext/>
       </w:pPr>
+      <w:bookmarkStart w:id="21" w:name="_Toc238979262"/>
       <w:r>
         <w:t>8.3 OS・補助プロセス</w:t>
       </w:r>
+      <w:bookmarkEnd w:id="21"/>
     </w:p>
     <w:tbl>
       <w:tblPr>
@@ -6571,19 +9494,24 @@
       <w:pPr>
         <w:pStyle w:val="Heading1"/>
         <w:keepNext/>
+        <w:pageBreakBefore/>
       </w:pPr>
+      <w:bookmarkStart w:id="22" w:name="_Toc238979263"/>
       <w:r>
         <w:t>9. 描画設計</w:t>
       </w:r>
+      <w:bookmarkEnd w:id="22"/>
     </w:p>
     <w:p>
       <w:pPr>
         <w:pStyle w:val="Heading2"/>
         <w:keepNext/>
       </w:pPr>
+      <w:bookmarkStart w:id="23" w:name="_Toc238979264"/>
       <w:r>
         <w:t>9.1 コンテキスト</w:t>
       </w:r>
+      <w:bookmarkEnd w:id="23"/>
     </w:p>
     <w:p>
       <w:r>
@@ -6599,9 +9527,11 @@
         <w:pStyle w:val="Heading2"/>
         <w:keepNext/>
       </w:pPr>
+      <w:bookmarkStart w:id="24" w:name="_Toc238979265"/>
       <w:r>
         <w:t>9.2 フォント・配置</w:t>
       </w:r>
+      <w:bookmarkEnd w:id="24"/>
     </w:p>
     <w:p>
       <w:pPr>
@@ -6688,9 +9618,11 @@
         <w:pStyle w:val="Heading2"/>
         <w:keepNext/>
       </w:pPr>
+      <w:bookmarkStart w:id="25" w:name="_Toc238979266"/>
       <w:r>
         <w:t>9.3 テーマ</w:t>
       </w:r>
+      <w:bookmarkEnd w:id="25"/>
     </w:p>
     <w:tbl>
       <w:tblPr>
@@ -7034,10 +9966,13 @@
       <w:pPr>
         <w:pStyle w:val="Heading1"/>
         <w:keepNext/>
+        <w:pageBreakBefore/>
       </w:pPr>
+      <w:bookmarkStart w:id="26" w:name="_Toc238979267"/>
       <w:r>
         <w:t>10. 入力・画面遷移設計</w:t>
       </w:r>
+      <w:bookmarkEnd w:id="26"/>
     </w:p>
     <w:tbl>
       <w:tblPr>
@@ -7905,21 +10840,54 @@
     </w:p>
     <w:p>
       <w:pPr>
+        <w:pStyle w:val="Heading2"/>
+        <w:pageBreakBefore/>
+      </w:pPr>
+      <w:bookmarkStart w:id="27" w:name="_Toc238979268"/>
+      <w:r>
+        <w:lastRenderedPageBreak/>
+        <w:t xml:space="preserve">10.1 </w:t>
+      </w:r>
+      <w:r>
+        <w:t>タッチ操作領域と表示変化</w:t>
+      </w:r>
+      <w:bookmarkEnd w:id="27"/>
+    </w:p>
+    <w:p>
+      <w:pPr>
+        <w:pStyle w:val="2"/>
+        <w:pageBreakBefore/>
+      </w:pPr>
+      <w:r>
+        <w:lastRenderedPageBreak/>
+        <w:t xml:space="preserve">描画ウィジェットが返すスクリーン座標の矩形を毎フレーム更新してタッチ判定に用いる。表示OFF中はタッチ入力を受け付けず、復帰後に前回の押下状態を持ち越さない。カレンダー表示中は前月・翌月操作を最優先する。</w:t>
+      </w:r>
+      <w:r>
+        <w:t/>
+      </w:r>
+    </w:p>
+    <w:p>
+      <w:pPr>
         <w:pStyle w:val="Heading1"/>
         <w:keepNext/>
+        <w:pageBreakBefore/>
       </w:pPr>
+      <w:bookmarkStart w:id="28" w:name="_Toc238979269"/>
       <w:r>
         <w:t>11. 輝度・電源・照明制御</w:t>
       </w:r>
+      <w:bookmarkEnd w:id="28"/>
     </w:p>
     <w:p>
       <w:pPr>
         <w:pStyle w:val="Heading2"/>
         <w:keepNext/>
       </w:pPr>
+      <w:bookmarkStart w:id="29" w:name="_Toc238979270"/>
       <w:r>
         <w:t>11.1 輝度決定</w:t>
       </w:r>
+      <w:bookmarkEnd w:id="29"/>
     </w:p>
     <w:tbl>
       <w:tblPr>
@@ -8271,9 +11239,11 @@
         <w:pStyle w:val="Heading2"/>
         <w:keepNext/>
       </w:pPr>
+      <w:bookmarkStart w:id="30" w:name="_Toc238979271"/>
       <w:r>
         <w:t>11.2 表示電源状態機械</w:t>
       </w:r>
+      <w:bookmarkEnd w:id="30"/>
     </w:p>
     <w:tbl>
       <w:tblPr>
@@ -8916,9 +11886,11 @@
         <w:pStyle w:val="Heading2"/>
         <w:keepNext/>
       </w:pPr>
+      <w:bookmarkStart w:id="31" w:name="_Toc238979272"/>
       <w:r>
         <w:t>11.3 照明・顔認証</w:t>
       </w:r>
+      <w:bookmarkEnd w:id="31"/>
     </w:p>
     <w:p>
       <w:r>
@@ -8932,19 +11904,24 @@
       <w:pPr>
         <w:pStyle w:val="Heading1"/>
         <w:keepNext/>
+        <w:pageBreakBefore/>
       </w:pPr>
+      <w:bookmarkStart w:id="32" w:name="_Toc238979273"/>
       <w:r>
         <w:t>12. 永続化・ログ設計</w:t>
       </w:r>
+      <w:bookmarkEnd w:id="32"/>
     </w:p>
     <w:p>
       <w:pPr>
         <w:pStyle w:val="Heading2"/>
         <w:keepNext/>
       </w:pPr>
+      <w:bookmarkStart w:id="33" w:name="_Toc238979274"/>
       <w:r>
         <w:t>12.1 UI状態</w:t>
       </w:r>
+      <w:bookmarkEnd w:id="33"/>
     </w:p>
     <w:tbl>
       <w:tblPr>
@@ -9235,9 +12212,11 @@
         <w:pStyle w:val="Heading2"/>
         <w:keepNext/>
       </w:pPr>
+      <w:bookmarkStart w:id="34" w:name="_Toc238979275"/>
       <w:r>
         <w:t>12.2 ログ</w:t>
       </w:r>
+      <w:bookmarkEnd w:id="34"/>
     </w:p>
     <w:tbl>
       <w:tblPr>
@@ -9475,10 +12454,13 @@
       <w:pPr>
         <w:pStyle w:val="Heading1"/>
         <w:keepNext/>
+        <w:pageBreakBefore/>
       </w:pPr>
+      <w:bookmarkStart w:id="35" w:name="_Toc238979276"/>
       <w:r>
         <w:t>13. 例外・フォールバック設計</w:t>
       </w:r>
+      <w:bookmarkEnd w:id="35"/>
     </w:p>
     <w:p>
       <w:pPr>
@@ -9580,10 +12562,13 @@
       <w:pPr>
         <w:pStyle w:val="Heading1"/>
         <w:keepNext/>
+        <w:pageBreakBefore/>
       </w:pPr>
+      <w:bookmarkStart w:id="36" w:name="_Toc238979277"/>
       <w:r>
         <w:t>14. セキュリティ設計</w:t>
       </w:r>
+      <w:bookmarkEnd w:id="36"/>
     </w:p>
     <w:tbl>
       <w:tblPr>
@@ -9975,19 +12960,24 @@
       <w:pPr>
         <w:pStyle w:val="Heading1"/>
         <w:keepNext/>
+        <w:pageBreakBefore/>
       </w:pPr>
+      <w:bookmarkStart w:id="37" w:name="_Toc238979278"/>
       <w:r>
         <w:t>15. 配備・運用設計</w:t>
       </w:r>
+      <w:bookmarkEnd w:id="37"/>
     </w:p>
     <w:p>
       <w:pPr>
         <w:pStyle w:val="Heading2"/>
         <w:keepNext/>
       </w:pPr>
+      <w:bookmarkStart w:id="38" w:name="_Toc238979279"/>
       <w:r>
         <w:t>15.1 配置</w:t>
       </w:r>
+      <w:bookmarkEnd w:id="38"/>
     </w:p>
     <w:tbl>
       <w:tblPr>
@@ -10380,9 +13370,11 @@
         <w:pStyle w:val="Heading2"/>
         <w:keepNext/>
       </w:pPr>
+      <w:bookmarkStart w:id="39" w:name="_Toc238979280"/>
       <w:r>
         <w:t>15.2 更新手順</w:t>
       </w:r>
+      <w:bookmarkEnd w:id="39"/>
     </w:p>
     <w:p>
       <w:pPr>
@@ -10468,10 +13460,13 @@
       <w:pPr>
         <w:pStyle w:val="Heading1"/>
         <w:keepNext/>
+        <w:pageBreakBefore/>
       </w:pPr>
+      <w:bookmarkStart w:id="40" w:name="_Toc238979281"/>
       <w:r>
         <w:t>16. テスト設計</w:t>
       </w:r>
+      <w:bookmarkEnd w:id="40"/>
     </w:p>
     <w:tbl>
       <w:tblPr>
@@ -10962,10 +13957,13 @@
       <w:pPr>
         <w:pStyle w:val="Heading1"/>
         <w:keepNext/>
+        <w:pageBreakBefore/>
       </w:pPr>
+      <w:bookmarkStart w:id="41" w:name="_Toc238979282"/>
       <w:r>
         <w:t>17. 拡張・改善方針</w:t>
       </w:r>
+      <w:bookmarkEnd w:id="41"/>
     </w:p>
     <w:p>
       <w:pPr>
@@ -11071,10 +14069,13 @@
       <w:pPr>
         <w:pStyle w:val="Heading1"/>
         <w:keepNext/>
+        <w:pageBreakBefore/>
       </w:pPr>
+      <w:bookmarkStart w:id="42" w:name="_Toc238979283"/>
       <w:r>
         <w:t>18. 設計トレーサビリティ</w:t>
       </w:r>
+      <w:bookmarkEnd w:id="42"/>
     </w:p>
     <w:tbl>
       <w:tblPr>
@@ -23997,6 +26998,14 @@
       <w:sz w:val="17"/>
     </w:rPr>
   </w:style>
+  <w:style w:type="paragraph" w:customStyle="1" w:styleId="TOC1">
+    <w:name w:val="TOC 1"/>
+    <w:basedOn w:val="Normal"/>
+  </w:style>
+  <w:style w:type="paragraph" w:customStyle="1" w:styleId="TOC2">
+    <w:name w:val="TOC 2"/>
+    <w:basedOn w:val="Normal"/>
+  </w:style>
 </w:styles>
 </file>
 

--- a/documents/DeskSideClock_基本設計書_v2.4.0.docx
+++ b/documents/DeskSideClock_基本設計書_v2.4.0.docx
@@ -10868,6 +10868,54 @@
     </w:p>
     <w:p>
       <w:pPr>
+        <w:jc w:val="center"/>
+      </w:pPr>
+      <w:r>
+        <w:drawing>
+          <wp:inline xmlns:a="http://schemas.openxmlformats.org/drawingml/2006/main" xmlns:pic="http://schemas.openxmlformats.org/drawingml/2006/picture">
+            <wp:extent cx="5623560" cy="3163181"/>
+            <wp:docPr id="1" name="Picture 1" descr="DeskSideClock v2.4.0 タッチ操作領域と表示状態別の入力条件"/>
+            <wp:cNvGraphicFramePr>
+              <a:graphicFrameLocks noChangeAspect="1"/>
+            </wp:cNvGraphicFramePr>
+            <a:graphic>
+              <a:graphicData uri="http://schemas.openxmlformats.org/drawingml/2006/picture">
+                <pic:pic>
+                  <pic:nvPicPr>
+                    <pic:cNvPr id="0" name="touch_operation_layout_v2.4.0.png"/>
+                    <pic:cNvPicPr/>
+                  </pic:nvPicPr>
+                  <pic:blipFill>
+                    <a:blip r:embed="rId12"/>
+                    <a:stretch>
+                      <a:fillRect/>
+                    </a:stretch>
+                  </pic:blipFill>
+                  <pic:spPr>
+                    <a:xfrm>
+                      <a:off x="0" y="0"/>
+                      <a:ext cx="5623560" cy="3163181"/>
+                    </a:xfrm>
+                    <a:prstGeom prst="rect"/>
+                  </pic:spPr>
+                </pic:pic>
+              </a:graphicData>
+            </a:graphic>
+          </wp:inline>
+        </w:drawing>
+      </w:r>
+    </w:p>
+    <w:p>
+      <w:pPr>
+        <w:pStyle w:val="Caption"/>
+        <w:jc w:val="center"/>
+      </w:pPr>
+      <w:r>
+        <w:t>図10-1 タッチ操作領域（現行v2.4.0実装）</w:t>
+      </w:r>
+    </w:p>
+    <w:p>
+      <w:pPr>
         <w:pStyle w:val="Heading1"/>
         <w:keepNext/>
         <w:pageBreakBefore/>

--- a/documents/DeskSideClock_基本設計書_v2.4.0.docx
+++ b/documents/DeskSideClock_基本設計書_v2.4.0.docx
@@ -10873,8 +10873,8 @@
       <w:r>
         <w:drawing>
           <wp:inline xmlns:a="http://schemas.openxmlformats.org/drawingml/2006/main" xmlns:pic="http://schemas.openxmlformats.org/drawingml/2006/picture">
-            <wp:extent cx="5623560" cy="3163181"/>
-            <wp:docPr id="1" name="Picture 1" descr="DeskSideClock v2.4.0 タッチ操作領域と表示状態別の入力条件"/>
+            <wp:extent cx="5623560" cy="3514725"/>
+            <wp:docPr id="1" name="Picture 1" descr="momoRB5 実機画面キャプチャに現在のタッチ操作領域を色分けして重ねた図"/>
             <wp:cNvGraphicFramePr>
               <a:graphicFrameLocks noChangeAspect="1"/>
             </wp:cNvGraphicFramePr>
@@ -10882,11 +10882,11 @@
               <a:graphicData uri="http://schemas.openxmlformats.org/drawingml/2006/picture">
                 <pic:pic>
                   <pic:nvPicPr>
-                    <pic:cNvPr id="0" name="touch_operation_layout_v2.4.0.png"/>
+                    <pic:cNvPr id="0" name="touch_operation_screen_v2.4.0.png"/>
                     <pic:cNvPicPr/>
                   </pic:nvPicPr>
                   <pic:blipFill>
-                    <a:blip r:embed="rId12"/>
+                    <a:blip r:embed="rId13"/>
                     <a:stretch>
                       <a:fillRect/>
                     </a:stretch>
@@ -10894,7 +10894,7 @@
                   <pic:spPr>
                     <a:xfrm>
                       <a:off x="0" y="0"/>
-                      <a:ext cx="5623560" cy="3163181"/>
+                      <a:ext cx="5623560" cy="3514725"/>
                     </a:xfrm>
                     <a:prstGeom prst="rect"/>
                   </pic:spPr>
@@ -10903,6 +10903,224 @@
             </a:graphic>
           </wp:inline>
         </w:drawing>
+      </w:r>
+    </w:p>
+    <w:p>
+      <w:pPr>
+        <w:pStyle w:val="Caption"/>
+        <w:jc w:val="center"/>
+      </w:pPr>
+      <w:r>
+        <w:t>図10-1 実機画面に基づくタッチ操作領域（v2.4.0）</w:t>
+      </w:r>
+    </w:p>
+    <w:tbl>
+      <w:tblPr>
+        <w:tblStyle w:val="TableGrid"/>
+        <w:tblW w:type="auto" w:w="0"/>
+        <w:jc w:val="center"/>
+        <w:tblLook w:firstColumn="1" w:firstRow="1" w:lastColumn="0" w:lastRow="0" w:noHBand="0" w:noVBand="1" w:val="04A0"/>
+      </w:tblPr>
+      <w:tblGrid>
+        <w:gridCol w:w="4910"/>
+        <w:gridCol w:w="4910"/>
+      </w:tblGrid>
+      <w:tr>
+        <w:tc>
+          <w:tcPr>
+            <w:tcW w:type="dxa" w:w="4910"/>
+            <w:vAlign w:val="center"/>
+          </w:tcPr>
+          <w:p>
+            <w:r>
+              <w:t>番号</w:t>
+            </w:r>
+          </w:p>
+        </w:tc>
+        <w:tc>
+          <w:tcPr>
+            <w:tcW w:type="dxa" w:w="4910"/>
+            <w:vAlign w:val="center"/>
+          </w:tcPr>
+          <w:p>
+            <w:r>
+              <w:t>領域と操作</w:t>
+            </w:r>
+          </w:p>
+        </w:tc>
+      </w:tr>
+      <w:tr>
+        <w:tc>
+          <w:tcPr>
+            <w:tcW w:type="dxa" w:w="4910"/>
+            <w:vAlign w:val="center"/>
+          </w:tcPr>
+          <w:p>
+            <w:r>
+              <w:t>1</w:t>
+            </w:r>
+          </w:p>
+        </w:tc>
+        <w:tc>
+          <w:tcPr>
+            <w:tcW w:type="dxa" w:w="4910"/>
+            <w:vAlign w:val="center"/>
+          </w:tcPr>
+          <w:p>
+            <w:r>
+              <w:t>時刻領域：12時間表示と24時間表示を切り替える。</w:t>
+            </w:r>
+          </w:p>
+        </w:tc>
+      </w:tr>
+      <w:tr>
+        <w:tc>
+          <w:tcPr>
+            <w:tcW w:type="dxa" w:w="4910"/>
+            <w:vAlign w:val="center"/>
+          </w:tcPr>
+          <w:p>
+            <w:r>
+              <w:t>2</w:t>
+            </w:r>
+          </w:p>
+        </w:tc>
+        <w:tc>
+          <w:tcPr>
+            <w:tcW w:type="dxa" w:w="4910"/>
+            <w:vAlign w:val="center"/>
+          </w:tcPr>
+          <w:p>
+            <w:r>
+              <w:t>天気アイコン：テーマを切り替える。</w:t>
+            </w:r>
+          </w:p>
+        </w:tc>
+      </w:tr>
+      <w:tr>
+        <w:tc>
+          <w:tcPr>
+            <w:tcW w:type="dxa" w:w="4910"/>
+            <w:vAlign w:val="center"/>
+          </w:tcPr>
+          <w:p>
+            <w:r>
+              <w:t>3</w:t>
+            </w:r>
+          </w:p>
+        </w:tc>
+        <w:tc>
+          <w:tcPr>
+            <w:tcW w:type="dxa" w:w="4910"/>
+            <w:vAlign w:val="center"/>
+          </w:tcPr>
+          <w:p>
+            <w:r>
+              <w:t>日付領域：カレンダーを開く。</w:t>
+            </w:r>
+          </w:p>
+        </w:tc>
+      </w:tr>
+      <w:tr>
+        <w:tc>
+          <w:tcPr>
+            <w:tcW w:type="dxa" w:w="4910"/>
+            <w:vAlign w:val="center"/>
+          </w:tcPr>
+          <w:p>
+            <w:r>
+              <w:t>4</w:t>
+            </w:r>
+          </w:p>
+        </w:tc>
+        <w:tc>
+          <w:tcPr>
+            <w:tcW w:type="dxa" w:w="4910"/>
+            <w:vAlign w:val="center"/>
+          </w:tcPr>
+          <w:p>
+            <w:r>
+              <w:t>室内値：SHT20 → AHT21 → SwitchBot → BME280 の順で有効な情報源を切り替える。</w:t>
+            </w:r>
+          </w:p>
+        </w:tc>
+      </w:tr>
+      <w:tr>
+        <w:tc>
+          <w:tcPr>
+            <w:tcW w:type="dxa" w:w="4910"/>
+            <w:vAlign w:val="center"/>
+          </w:tcPr>
+          <w:p>
+            <w:r>
+              <w:t>5</w:t>
+            </w:r>
+          </w:p>
+        </w:tc>
+        <w:tc>
+          <w:tcPr>
+            <w:tcW w:type="dxa" w:w="4910"/>
+            <w:vAlign w:val="center"/>
+          </w:tcPr>
+          <w:p>
+            <w:r>
+              <w:t>左の空気値：eCO2 と気圧を切り替える。</w:t>
+            </w:r>
+          </w:p>
+        </w:tc>
+      </w:tr>
+      <w:tr>
+        <w:tc>
+          <w:tcPr>
+            <w:tcW w:type="dxa" w:w="4910"/>
+            <w:vAlign w:val="center"/>
+          </w:tcPr>
+          <w:p>
+            <w:r>
+              <w:t>6</w:t>
+            </w:r>
+          </w:p>
+        </w:tc>
+        <w:tc>
+          <w:tcPr>
+            <w:tcW w:type="dxa" w:w="4910"/>
+            <w:vAlign w:val="center"/>
+          </w:tcPr>
+          <w:p>
+            <w:r>
+              <w:t>右の空気値：TVOC と CO2 を切り替える。</w:t>
+            </w:r>
+          </w:p>
+        </w:tc>
+      </w:tr>
+      <w:tr>
+        <w:tc>
+          <w:tcPr>
+            <w:tcW w:type="dxa" w:w="4910"/>
+            <w:vAlign w:val="center"/>
+          </w:tcPr>
+          <w:p>
+            <w:r>
+              <w:t>7</w:t>
+            </w:r>
+          </w:p>
+        </w:tc>
+        <w:tc>
+          <w:tcPr>
+            <w:tcW w:type="dxa" w:w="4910"/>
+            <w:vAlign w:val="center"/>
+          </w:tcPr>
+          <w:p>
+            <w:r>
+              <w:t>室外値：SwitchBot と Open-Meteo を切り替える。</w:t>
+            </w:r>
+          </w:p>
+        </w:tc>
+      </w:tr>
+    </w:tbl>
+    <w:p>
+      <w:r>
+        <w:t>補足：カレンダー表示中は前月・翌月の操作を最優先し、それ以外のタップで閉じる。表示OFF中はMOUSE/FINGER入力を受け付けず、前回の押下状態を復帰後へ持ち越さない。</w:t>
       </w:r>
     </w:p>
     <w:p>

--- a/documents/DeskSideClock_基本設計書_v2.4.0.docx
+++ b/documents/DeskSideClock_基本設計書_v2.4.0.docx
@@ -10874,7 +10874,7 @@
         <w:drawing>
           <wp:inline xmlns:a="http://schemas.openxmlformats.org/drawingml/2006/main" xmlns:pic="http://schemas.openxmlformats.org/drawingml/2006/picture">
             <wp:extent cx="5623560" cy="3514725"/>
-            <wp:docPr id="1" name="Picture 1" descr="momoRB5 実機画面キャプチャに現在のタッチ操作領域を色分けして重ねた図"/>
+            <wp:docPr id="1" name="Picture 1" descr="momoRB5実機画面キャプチャに、実装から算出したタッチ操作領域を色分けして重ねた図"/>
             <wp:cNvGraphicFramePr>
               <a:graphicFrameLocks noChangeAspect="1"/>
             </wp:cNvGraphicFramePr>
@@ -10886,7 +10886,7 @@
                     <pic:cNvPicPr/>
                   </pic:nvPicPr>
                   <pic:blipFill>
-                    <a:blip r:embed="rId13"/>
+                    <a:blip r:embed="rId14"/>
                     <a:stretch>
                       <a:fillRect/>
                     </a:stretch>
@@ -10968,7 +10968,7 @@
           </w:tcPr>
           <w:p>
             <w:r>
-              <w:t>時刻領域：12時間表示と24時間表示を切り替える。</w:t>
+              <w:t>時刻領域：午前／午後表示と時の2桁だけで、12時間表示と24時間表示を切り替える。分・秒は操作領域に含まない。</w:t>
             </w:r>
           </w:p>
         </w:tc>

--- a/documents/DeskSideClock_基本設計書_v2.4.0.docx
+++ b/documents/DeskSideClock_基本設計書_v2.4.0.docx
@@ -10874,7 +10874,7 @@
         <w:drawing>
           <wp:inline xmlns:a="http://schemas.openxmlformats.org/drawingml/2006/main" xmlns:pic="http://schemas.openxmlformats.org/drawingml/2006/picture">
             <wp:extent cx="5623560" cy="3514725"/>
-            <wp:docPr id="1" name="Picture 1" descr="momoRB5実機画面キャプチャに、実装から算出したタッチ操作領域を色分けして重ねた図"/>
+            <wp:docPr id="1" name="Picture 1" descr="momoRB5実機画面キャプチャに、UI_SCALEを反映して算出したタッチ操作領域を色分けして重ねた図"/>
             <wp:cNvGraphicFramePr>
               <a:graphicFrameLocks noChangeAspect="1"/>
             </wp:cNvGraphicFramePr>
@@ -10886,7 +10886,7 @@
                     <pic:cNvPicPr/>
                   </pic:nvPicPr>
                   <pic:blipFill>
-                    <a:blip r:embed="rId14"/>
+                    <a:blip r:embed="rId15"/>
                     <a:stretch>
                       <a:fillRect/>
                     </a:stretch>
@@ -10968,7 +10968,7 @@
           </w:tcPr>
           <w:p>
             <w:r>
-              <w:t>時刻領域：午前／午後表示と時の2桁だけで、12時間表示と24時間表示を切り替える。分・秒は操作領域に含まない。</w:t>
+              <w:t>時刻領域：午前／午後表示と時の2桁だけで、12時間表示と24時間表示を切り替える。1920×1200実機画面では x=62, y=233, 幅=745, 高さ=396。分・秒は操作領域に含まない。</w:t>
             </w:r>
           </w:p>
         </w:tc>

--- a/documents/DeskSideClock_基本設計書_v2.4.0.docx
+++ b/documents/DeskSideClock_基本設計書_v2.4.0.docx
@@ -10841,7 +10841,7 @@
     <w:p>
       <w:pPr>
         <w:pStyle w:val="Heading2"/>
-        <w:pageBreakBefore/>
+        <w:pageBreakBefore w:val="0"/>
       </w:pPr>
       <w:bookmarkStart w:id="27" w:name="_Toc238979268"/>
       <w:r>
@@ -10917,34 +10917,102 @@
     <w:tbl>
       <w:tblPr>
         <w:tblStyle w:val="TableGrid"/>
-        <w:tblW w:type="auto" w:w="0"/>
-        <w:jc w:val="center"/>
+        <w:tblW w:type="dxa" w:w="9360"/>
+        <w:jc w:val="left"/>
+        <w:tblLayout w:type="fixed"/>
         <w:tblLook w:firstColumn="1" w:firstRow="1" w:lastColumn="0" w:lastRow="0" w:noHBand="0" w:noVBand="1" w:val="04A0"/>
+        <w:tblInd w:w="120" w:type="dxa"/>
       </w:tblPr>
       <w:tblGrid>
-        <w:gridCol w:w="4910"/>
-        <w:gridCol w:w="4910"/>
+        <w:gridCol w:w="2500"/>
+        <w:gridCol w:w="1700"/>
+        <w:gridCol w:w="5160"/>
       </w:tblGrid>
       <w:tr>
-        <w:tc>
-          <w:tcPr>
-            <w:tcW w:type="dxa" w:w="4910"/>
-            <w:vAlign w:val="center"/>
-          </w:tcPr>
-          <w:p>
-            <w:r>
+        <w:trPr>
+          <w:tblHeader w:val="true"/>
+        </w:trPr>
+        <w:tc>
+          <w:tcPr>
+            <w:tcW w:type="dxa" w:w="2500"/>
+            <w:tcMar>
+              <w:top w:w="90" w:type="dxa"/>
+              <w:start w:w="120" w:type="dxa"/>
+              <w:bottom w:w="90" w:type="dxa"/>
+              <w:end w:w="120" w:type="dxa"/>
+            </w:tcMar>
+            <w:vAlign w:val="center"/>
+            <w:shd w:fill="1F4E78"/>
+          </w:tcPr>
+          <w:p>
+            <w:pPr>
+              <w:spacing w:after="0" w:line="259" w:lineRule="auto"/>
+              <w:jc w:val="center"/>
+            </w:pPr>
+            <w:r>
+              <w:rPr>
+                <w:rFonts w:ascii="Arial" w:hAnsi="Arial" w:eastAsia="Noto Sans JP"/>
+                <w:b/>
+                <w:color w:val="FFFFFF"/>
+                <w:sz w:val="17"/>
+              </w:rPr>
               <w:t>番号</w:t>
             </w:r>
           </w:p>
         </w:tc>
         <w:tc>
           <w:tcPr>
-            <w:tcW w:type="dxa" w:w="4910"/>
-            <w:vAlign w:val="center"/>
-          </w:tcPr>
-          <w:p>
-            <w:r>
-              <w:t>領域と操作</w:t>
+            <w:tcW w:type="dxa" w:w="1700"/>
+            <w:tcMar>
+              <w:top w:w="90" w:type="dxa"/>
+              <w:start w:w="120" w:type="dxa"/>
+              <w:bottom w:w="90" w:type="dxa"/>
+              <w:end w:w="120" w:type="dxa"/>
+            </w:tcMar>
+            <w:vAlign w:val="center"/>
+            <w:shd w:fill="1F4E78"/>
+          </w:tcPr>
+          <w:p>
+            <w:pPr>
+              <w:spacing w:after="0" w:line="259" w:lineRule="auto"/>
+              <w:jc w:val="center"/>
+            </w:pPr>
+            <w:r>
+              <w:rPr>
+                <w:rFonts w:ascii="Arial" w:hAnsi="Arial" w:eastAsia="Noto Sans JP"/>
+                <w:b/>
+                <w:color w:val="FFFFFF"/>
+                <w:sz w:val="17"/>
+              </w:rPr>
+              <w:t>領域</w:t>
+            </w:r>
+          </w:p>
+        </w:tc>
+        <w:tc>
+          <w:tcPr>
+            <w:tcW w:type="dxa" w:w="5160"/>
+            <w:tcMar>
+              <w:top w:w="90" w:type="dxa"/>
+              <w:start w:w="120" w:type="dxa"/>
+              <w:bottom w:w="90" w:type="dxa"/>
+              <w:end w:w="120" w:type="dxa"/>
+            </w:tcMar>
+            <w:vAlign w:val="center"/>
+            <w:shd w:fill="1F4E78"/>
+          </w:tcPr>
+          <w:p>
+            <w:pPr>
+              <w:spacing w:after="0" w:line="259" w:lineRule="auto"/>
+              <w:jc w:val="center"/>
+            </w:pPr>
+            <w:r>
+              <w:rPr>
+                <w:rFonts w:ascii="Arial" w:hAnsi="Arial" w:eastAsia="Noto Sans JP"/>
+                <w:b/>
+                <w:color w:val="FFFFFF"/>
+                <w:sz w:val="17"/>
+              </w:rPr>
+              <w:t>操作</w:t>
             </w:r>
           </w:p>
         </w:tc>
@@ -10952,23 +11020,73 @@
       <w:tr>
         <w:tc>
           <w:tcPr>
-            <w:tcW w:type="dxa" w:w="4910"/>
-            <w:vAlign w:val="center"/>
-          </w:tcPr>
-          <w:p>
-            <w:r>
+            <w:tcW w:type="dxa" w:w="2500"/>
+            <w:tcMar>
+              <w:top w:w="90" w:type="dxa"/>
+              <w:start w:w="120" w:type="dxa"/>
+              <w:bottom w:w="90" w:type="dxa"/>
+              <w:end w:w="120" w:type="dxa"/>
+            </w:tcMar>
+            <w:vAlign w:val="center"/>
+          </w:tcPr>
+          <w:p>
+            <w:pPr>
+              <w:spacing w:after="0" w:line="259" w:lineRule="auto"/>
+            </w:pPr>
+            <w:r>
+              <w:rPr>
+                <w:rFonts w:ascii="Arial" w:hAnsi="Arial" w:eastAsia="Noto Sans JP"/>
+                <w:sz w:val="17"/>
+              </w:rPr>
               <w:t>1</w:t>
             </w:r>
           </w:p>
         </w:tc>
         <w:tc>
           <w:tcPr>
-            <w:tcW w:type="dxa" w:w="4910"/>
-            <w:vAlign w:val="center"/>
-          </w:tcPr>
-          <w:p>
-            <w:r>
-              <w:t>時刻領域：午前／午後表示と時の2桁だけで、12時間表示と24時間表示を切り替える。1920×1200実機画面では x=62, y=233, 幅=745, 高さ=396。分・秒は操作領域に含まない。</w:t>
+            <w:tcW w:type="dxa" w:w="1700"/>
+            <w:tcMar>
+              <w:top w:w="90" w:type="dxa"/>
+              <w:start w:w="120" w:type="dxa"/>
+              <w:bottom w:w="90" w:type="dxa"/>
+              <w:end w:w="120" w:type="dxa"/>
+            </w:tcMar>
+            <w:vAlign w:val="center"/>
+          </w:tcPr>
+          <w:p>
+            <w:pPr>
+              <w:spacing w:after="0" w:line="259" w:lineRule="auto"/>
+            </w:pPr>
+            <w:r>
+              <w:rPr>
+                <w:rFonts w:ascii="Arial" w:hAnsi="Arial" w:eastAsia="Noto Sans JP"/>
+                <w:sz w:val="17"/>
+              </w:rPr>
+              <w:t>午前／午後 + 時</w:t>
+            </w:r>
+          </w:p>
+        </w:tc>
+        <w:tc>
+          <w:tcPr>
+            <w:tcW w:type="dxa" w:w="5160"/>
+            <w:tcMar>
+              <w:top w:w="90" w:type="dxa"/>
+              <w:start w:w="120" w:type="dxa"/>
+              <w:bottom w:w="90" w:type="dxa"/>
+              <w:end w:w="120" w:type="dxa"/>
+            </w:tcMar>
+            <w:vAlign w:val="center"/>
+          </w:tcPr>
+          <w:p>
+            <w:pPr>
+              <w:spacing w:after="0" w:line="259" w:lineRule="auto"/>
+            </w:pPr>
+            <w:r>
+              <w:rPr>
+                <w:rFonts w:ascii="Arial" w:hAnsi="Arial" w:eastAsia="Noto Sans JP"/>
+                <w:sz w:val="17"/>
+              </w:rPr>
+              <w:t>12時間表示と24時間表示を切替。実機1920×1200では x=62, y=233, 幅=745, 高さ=396。分・秒は対象外。</w:t>
             </w:r>
           </w:p>
         </w:tc>
@@ -10976,23 +11094,76 @@
       <w:tr>
         <w:tc>
           <w:tcPr>
-            <w:tcW w:type="dxa" w:w="4910"/>
-            <w:vAlign w:val="center"/>
-          </w:tcPr>
-          <w:p>
-            <w:r>
+            <w:tcW w:type="dxa" w:w="2500"/>
+            <w:tcMar>
+              <w:top w:w="90" w:type="dxa"/>
+              <w:start w:w="120" w:type="dxa"/>
+              <w:bottom w:w="90" w:type="dxa"/>
+              <w:end w:w="120" w:type="dxa"/>
+            </w:tcMar>
+            <w:vAlign w:val="center"/>
+            <w:shd w:fill="F8FAFC"/>
+          </w:tcPr>
+          <w:p>
+            <w:pPr>
+              <w:spacing w:after="0" w:line="259" w:lineRule="auto"/>
+            </w:pPr>
+            <w:r>
+              <w:rPr>
+                <w:rFonts w:ascii="Arial" w:hAnsi="Arial" w:eastAsia="Noto Sans JP"/>
+                <w:sz w:val="17"/>
+              </w:rPr>
               <w:t>2</w:t>
             </w:r>
           </w:p>
         </w:tc>
         <w:tc>
           <w:tcPr>
-            <w:tcW w:type="dxa" w:w="4910"/>
-            <w:vAlign w:val="center"/>
-          </w:tcPr>
-          <w:p>
-            <w:r>
-              <w:t>天気アイコン：テーマを切り替える。</w:t>
+            <w:tcW w:type="dxa" w:w="1700"/>
+            <w:tcMar>
+              <w:top w:w="90" w:type="dxa"/>
+              <w:start w:w="120" w:type="dxa"/>
+              <w:bottom w:w="90" w:type="dxa"/>
+              <w:end w:w="120" w:type="dxa"/>
+            </w:tcMar>
+            <w:vAlign w:val="center"/>
+            <w:shd w:fill="F8FAFC"/>
+          </w:tcPr>
+          <w:p>
+            <w:pPr>
+              <w:spacing w:after="0" w:line="259" w:lineRule="auto"/>
+            </w:pPr>
+            <w:r>
+              <w:rPr>
+                <w:rFonts w:ascii="Arial" w:hAnsi="Arial" w:eastAsia="Noto Sans JP"/>
+                <w:sz w:val="17"/>
+              </w:rPr>
+              <w:t>天気アイコン</w:t>
+            </w:r>
+          </w:p>
+        </w:tc>
+        <w:tc>
+          <w:tcPr>
+            <w:tcW w:type="dxa" w:w="5160"/>
+            <w:tcMar>
+              <w:top w:w="90" w:type="dxa"/>
+              <w:start w:w="120" w:type="dxa"/>
+              <w:bottom w:w="90" w:type="dxa"/>
+              <w:end w:w="120" w:type="dxa"/>
+            </w:tcMar>
+            <w:vAlign w:val="center"/>
+            <w:shd w:fill="F8FAFC"/>
+          </w:tcPr>
+          <w:p>
+            <w:pPr>
+              <w:spacing w:after="0" w:line="259" w:lineRule="auto"/>
+            </w:pPr>
+            <w:r>
+              <w:rPr>
+                <w:rFonts w:ascii="Arial" w:hAnsi="Arial" w:eastAsia="Noto Sans JP"/>
+                <w:sz w:val="17"/>
+              </w:rPr>
+              <w:t>テーマを切替。</w:t>
             </w:r>
           </w:p>
         </w:tc>
@@ -11000,23 +11171,73 @@
       <w:tr>
         <w:tc>
           <w:tcPr>
-            <w:tcW w:type="dxa" w:w="4910"/>
-            <w:vAlign w:val="center"/>
-          </w:tcPr>
-          <w:p>
-            <w:r>
+            <w:tcW w:type="dxa" w:w="2500"/>
+            <w:tcMar>
+              <w:top w:w="90" w:type="dxa"/>
+              <w:start w:w="120" w:type="dxa"/>
+              <w:bottom w:w="90" w:type="dxa"/>
+              <w:end w:w="120" w:type="dxa"/>
+            </w:tcMar>
+            <w:vAlign w:val="center"/>
+          </w:tcPr>
+          <w:p>
+            <w:pPr>
+              <w:spacing w:after="0" w:line="259" w:lineRule="auto"/>
+            </w:pPr>
+            <w:r>
+              <w:rPr>
+                <w:rFonts w:ascii="Arial" w:hAnsi="Arial" w:eastAsia="Noto Sans JP"/>
+                <w:sz w:val="17"/>
+              </w:rPr>
               <w:t>3</w:t>
             </w:r>
           </w:p>
         </w:tc>
         <w:tc>
           <w:tcPr>
-            <w:tcW w:type="dxa" w:w="4910"/>
-            <w:vAlign w:val="center"/>
-          </w:tcPr>
-          <w:p>
-            <w:r>
-              <w:t>日付領域：カレンダーを開く。</w:t>
+            <w:tcW w:type="dxa" w:w="1700"/>
+            <w:tcMar>
+              <w:top w:w="90" w:type="dxa"/>
+              <w:start w:w="120" w:type="dxa"/>
+              <w:bottom w:w="90" w:type="dxa"/>
+              <w:end w:w="120" w:type="dxa"/>
+            </w:tcMar>
+            <w:vAlign w:val="center"/>
+          </w:tcPr>
+          <w:p>
+            <w:pPr>
+              <w:spacing w:after="0" w:line="259" w:lineRule="auto"/>
+            </w:pPr>
+            <w:r>
+              <w:rPr>
+                <w:rFonts w:ascii="Arial" w:hAnsi="Arial" w:eastAsia="Noto Sans JP"/>
+                <w:sz w:val="17"/>
+              </w:rPr>
+              <w:t>日付</w:t>
+            </w:r>
+          </w:p>
+        </w:tc>
+        <w:tc>
+          <w:tcPr>
+            <w:tcW w:type="dxa" w:w="5160"/>
+            <w:tcMar>
+              <w:top w:w="90" w:type="dxa"/>
+              <w:start w:w="120" w:type="dxa"/>
+              <w:bottom w:w="90" w:type="dxa"/>
+              <w:end w:w="120" w:type="dxa"/>
+            </w:tcMar>
+            <w:vAlign w:val="center"/>
+          </w:tcPr>
+          <w:p>
+            <w:pPr>
+              <w:spacing w:after="0" w:line="259" w:lineRule="auto"/>
+            </w:pPr>
+            <w:r>
+              <w:rPr>
+                <w:rFonts w:ascii="Arial" w:hAnsi="Arial" w:eastAsia="Noto Sans JP"/>
+                <w:sz w:val="17"/>
+              </w:rPr>
+              <w:t>カレンダーを開く。</w:t>
             </w:r>
           </w:p>
         </w:tc>
@@ -11024,23 +11245,76 @@
       <w:tr>
         <w:tc>
           <w:tcPr>
-            <w:tcW w:type="dxa" w:w="4910"/>
-            <w:vAlign w:val="center"/>
-          </w:tcPr>
-          <w:p>
-            <w:r>
+            <w:tcW w:type="dxa" w:w="2500"/>
+            <w:tcMar>
+              <w:top w:w="90" w:type="dxa"/>
+              <w:start w:w="120" w:type="dxa"/>
+              <w:bottom w:w="90" w:type="dxa"/>
+              <w:end w:w="120" w:type="dxa"/>
+            </w:tcMar>
+            <w:vAlign w:val="center"/>
+            <w:shd w:fill="F8FAFC"/>
+          </w:tcPr>
+          <w:p>
+            <w:pPr>
+              <w:spacing w:after="0" w:line="259" w:lineRule="auto"/>
+            </w:pPr>
+            <w:r>
+              <w:rPr>
+                <w:rFonts w:ascii="Arial" w:hAnsi="Arial" w:eastAsia="Noto Sans JP"/>
+                <w:sz w:val="17"/>
+              </w:rPr>
               <w:t>4</w:t>
             </w:r>
           </w:p>
         </w:tc>
         <w:tc>
           <w:tcPr>
-            <w:tcW w:type="dxa" w:w="4910"/>
-            <w:vAlign w:val="center"/>
-          </w:tcPr>
-          <w:p>
-            <w:r>
-              <w:t>室内値：SHT20 → AHT21 → SwitchBot → BME280 の順で有効な情報源を切り替える。</w:t>
+            <w:tcW w:type="dxa" w:w="1700"/>
+            <w:tcMar>
+              <w:top w:w="90" w:type="dxa"/>
+              <w:start w:w="120" w:type="dxa"/>
+              <w:bottom w:w="90" w:type="dxa"/>
+              <w:end w:w="120" w:type="dxa"/>
+            </w:tcMar>
+            <w:vAlign w:val="center"/>
+            <w:shd w:fill="F8FAFC"/>
+          </w:tcPr>
+          <w:p>
+            <w:pPr>
+              <w:spacing w:after="0" w:line="259" w:lineRule="auto"/>
+            </w:pPr>
+            <w:r>
+              <w:rPr>
+                <w:rFonts w:ascii="Arial" w:hAnsi="Arial" w:eastAsia="Noto Sans JP"/>
+                <w:sz w:val="17"/>
+              </w:rPr>
+              <w:t>室内値</w:t>
+            </w:r>
+          </w:p>
+        </w:tc>
+        <w:tc>
+          <w:tcPr>
+            <w:tcW w:type="dxa" w:w="5160"/>
+            <w:tcMar>
+              <w:top w:w="90" w:type="dxa"/>
+              <w:start w:w="120" w:type="dxa"/>
+              <w:bottom w:w="90" w:type="dxa"/>
+              <w:end w:w="120" w:type="dxa"/>
+            </w:tcMar>
+            <w:vAlign w:val="center"/>
+            <w:shd w:fill="F8FAFC"/>
+          </w:tcPr>
+          <w:p>
+            <w:pPr>
+              <w:spacing w:after="0" w:line="259" w:lineRule="auto"/>
+            </w:pPr>
+            <w:r>
+              <w:rPr>
+                <w:rFonts w:ascii="Arial" w:hAnsi="Arial" w:eastAsia="Noto Sans JP"/>
+                <w:sz w:val="17"/>
+              </w:rPr>
+              <w:t>SHT20 → AHT21 → SwitchBot → BME280 の順で有効な情報源を切替。</w:t>
             </w:r>
           </w:p>
         </w:tc>
@@ -11048,23 +11322,73 @@
       <w:tr>
         <w:tc>
           <w:tcPr>
-            <w:tcW w:type="dxa" w:w="4910"/>
-            <w:vAlign w:val="center"/>
-          </w:tcPr>
-          <w:p>
-            <w:r>
+            <w:tcW w:type="dxa" w:w="2500"/>
+            <w:tcMar>
+              <w:top w:w="90" w:type="dxa"/>
+              <w:start w:w="120" w:type="dxa"/>
+              <w:bottom w:w="90" w:type="dxa"/>
+              <w:end w:w="120" w:type="dxa"/>
+            </w:tcMar>
+            <w:vAlign w:val="center"/>
+          </w:tcPr>
+          <w:p>
+            <w:pPr>
+              <w:spacing w:after="0" w:line="259" w:lineRule="auto"/>
+            </w:pPr>
+            <w:r>
+              <w:rPr>
+                <w:rFonts w:ascii="Arial" w:hAnsi="Arial" w:eastAsia="Noto Sans JP"/>
+                <w:sz w:val="17"/>
+              </w:rPr>
               <w:t>5</w:t>
             </w:r>
           </w:p>
         </w:tc>
         <w:tc>
           <w:tcPr>
-            <w:tcW w:type="dxa" w:w="4910"/>
-            <w:vAlign w:val="center"/>
-          </w:tcPr>
-          <w:p>
-            <w:r>
-              <w:t>左の空気値：eCO2 と気圧を切り替える。</w:t>
+            <w:tcW w:type="dxa" w:w="1700"/>
+            <w:tcMar>
+              <w:top w:w="90" w:type="dxa"/>
+              <w:start w:w="120" w:type="dxa"/>
+              <w:bottom w:w="90" w:type="dxa"/>
+              <w:end w:w="120" w:type="dxa"/>
+            </w:tcMar>
+            <w:vAlign w:val="center"/>
+          </w:tcPr>
+          <w:p>
+            <w:pPr>
+              <w:spacing w:after="0" w:line="259" w:lineRule="auto"/>
+            </w:pPr>
+            <w:r>
+              <w:rPr>
+                <w:rFonts w:ascii="Arial" w:hAnsi="Arial" w:eastAsia="Noto Sans JP"/>
+                <w:sz w:val="17"/>
+              </w:rPr>
+              <w:t>左の空気値</w:t>
+            </w:r>
+          </w:p>
+        </w:tc>
+        <w:tc>
+          <w:tcPr>
+            <w:tcW w:type="dxa" w:w="5160"/>
+            <w:tcMar>
+              <w:top w:w="90" w:type="dxa"/>
+              <w:start w:w="120" w:type="dxa"/>
+              <w:bottom w:w="90" w:type="dxa"/>
+              <w:end w:w="120" w:type="dxa"/>
+            </w:tcMar>
+            <w:vAlign w:val="center"/>
+          </w:tcPr>
+          <w:p>
+            <w:pPr>
+              <w:spacing w:after="0" w:line="259" w:lineRule="auto"/>
+            </w:pPr>
+            <w:r>
+              <w:rPr>
+                <w:rFonts w:ascii="Arial" w:hAnsi="Arial" w:eastAsia="Noto Sans JP"/>
+                <w:sz w:val="17"/>
+              </w:rPr>
+              <w:t>eCO2 と気圧を切替。</w:t>
             </w:r>
           </w:p>
         </w:tc>
@@ -11072,23 +11396,76 @@
       <w:tr>
         <w:tc>
           <w:tcPr>
-            <w:tcW w:type="dxa" w:w="4910"/>
-            <w:vAlign w:val="center"/>
-          </w:tcPr>
-          <w:p>
-            <w:r>
+            <w:tcW w:type="dxa" w:w="2500"/>
+            <w:tcMar>
+              <w:top w:w="90" w:type="dxa"/>
+              <w:start w:w="120" w:type="dxa"/>
+              <w:bottom w:w="90" w:type="dxa"/>
+              <w:end w:w="120" w:type="dxa"/>
+            </w:tcMar>
+            <w:vAlign w:val="center"/>
+            <w:shd w:fill="F8FAFC"/>
+          </w:tcPr>
+          <w:p>
+            <w:pPr>
+              <w:spacing w:after="0" w:line="259" w:lineRule="auto"/>
+            </w:pPr>
+            <w:r>
+              <w:rPr>
+                <w:rFonts w:ascii="Arial" w:hAnsi="Arial" w:eastAsia="Noto Sans JP"/>
+                <w:sz w:val="17"/>
+              </w:rPr>
               <w:t>6</w:t>
             </w:r>
           </w:p>
         </w:tc>
         <w:tc>
           <w:tcPr>
-            <w:tcW w:type="dxa" w:w="4910"/>
-            <w:vAlign w:val="center"/>
-          </w:tcPr>
-          <w:p>
-            <w:r>
-              <w:t>右の空気値：TVOC と CO2 を切り替える。</w:t>
+            <w:tcW w:type="dxa" w:w="1700"/>
+            <w:tcMar>
+              <w:top w:w="90" w:type="dxa"/>
+              <w:start w:w="120" w:type="dxa"/>
+              <w:bottom w:w="90" w:type="dxa"/>
+              <w:end w:w="120" w:type="dxa"/>
+            </w:tcMar>
+            <w:vAlign w:val="center"/>
+            <w:shd w:fill="F8FAFC"/>
+          </w:tcPr>
+          <w:p>
+            <w:pPr>
+              <w:spacing w:after="0" w:line="259" w:lineRule="auto"/>
+            </w:pPr>
+            <w:r>
+              <w:rPr>
+                <w:rFonts w:ascii="Arial" w:hAnsi="Arial" w:eastAsia="Noto Sans JP"/>
+                <w:sz w:val="17"/>
+              </w:rPr>
+              <w:t>右の空気値</w:t>
+            </w:r>
+          </w:p>
+        </w:tc>
+        <w:tc>
+          <w:tcPr>
+            <w:tcW w:type="dxa" w:w="5160"/>
+            <w:tcMar>
+              <w:top w:w="90" w:type="dxa"/>
+              <w:start w:w="120" w:type="dxa"/>
+              <w:bottom w:w="90" w:type="dxa"/>
+              <w:end w:w="120" w:type="dxa"/>
+            </w:tcMar>
+            <w:vAlign w:val="center"/>
+            <w:shd w:fill="F8FAFC"/>
+          </w:tcPr>
+          <w:p>
+            <w:pPr>
+              <w:spacing w:after="0" w:line="259" w:lineRule="auto"/>
+            </w:pPr>
+            <w:r>
+              <w:rPr>
+                <w:rFonts w:ascii="Arial" w:hAnsi="Arial" w:eastAsia="Noto Sans JP"/>
+                <w:sz w:val="17"/>
+              </w:rPr>
+              <w:t>TVOC と CO2 を切替。</w:t>
             </w:r>
           </w:p>
         </w:tc>
@@ -11096,23 +11473,73 @@
       <w:tr>
         <w:tc>
           <w:tcPr>
-            <w:tcW w:type="dxa" w:w="4910"/>
-            <w:vAlign w:val="center"/>
-          </w:tcPr>
-          <w:p>
-            <w:r>
+            <w:tcW w:type="dxa" w:w="2500"/>
+            <w:tcMar>
+              <w:top w:w="90" w:type="dxa"/>
+              <w:start w:w="120" w:type="dxa"/>
+              <w:bottom w:w="90" w:type="dxa"/>
+              <w:end w:w="120" w:type="dxa"/>
+            </w:tcMar>
+            <w:vAlign w:val="center"/>
+          </w:tcPr>
+          <w:p>
+            <w:pPr>
+              <w:spacing w:after="0" w:line="259" w:lineRule="auto"/>
+            </w:pPr>
+            <w:r>
+              <w:rPr>
+                <w:rFonts w:ascii="Arial" w:hAnsi="Arial" w:eastAsia="Noto Sans JP"/>
+                <w:sz w:val="17"/>
+              </w:rPr>
               <w:t>7</w:t>
             </w:r>
           </w:p>
         </w:tc>
         <w:tc>
           <w:tcPr>
-            <w:tcW w:type="dxa" w:w="4910"/>
-            <w:vAlign w:val="center"/>
-          </w:tcPr>
-          <w:p>
-            <w:r>
-              <w:t>室外値：SwitchBot と Open-Meteo を切り替える。</w:t>
+            <w:tcW w:type="dxa" w:w="1700"/>
+            <w:tcMar>
+              <w:top w:w="90" w:type="dxa"/>
+              <w:start w:w="120" w:type="dxa"/>
+              <w:bottom w:w="90" w:type="dxa"/>
+              <w:end w:w="120" w:type="dxa"/>
+            </w:tcMar>
+            <w:vAlign w:val="center"/>
+          </w:tcPr>
+          <w:p>
+            <w:pPr>
+              <w:spacing w:after="0" w:line="259" w:lineRule="auto"/>
+            </w:pPr>
+            <w:r>
+              <w:rPr>
+                <w:rFonts w:ascii="Arial" w:hAnsi="Arial" w:eastAsia="Noto Sans JP"/>
+                <w:sz w:val="17"/>
+              </w:rPr>
+              <w:t>室外値</w:t>
+            </w:r>
+          </w:p>
+        </w:tc>
+        <w:tc>
+          <w:tcPr>
+            <w:tcW w:type="dxa" w:w="5160"/>
+            <w:tcMar>
+              <w:top w:w="90" w:type="dxa"/>
+              <w:start w:w="120" w:type="dxa"/>
+              <w:bottom w:w="90" w:type="dxa"/>
+              <w:end w:w="120" w:type="dxa"/>
+            </w:tcMar>
+            <w:vAlign w:val="center"/>
+          </w:tcPr>
+          <w:p>
+            <w:pPr>
+              <w:spacing w:after="0" w:line="259" w:lineRule="auto"/>
+            </w:pPr>
+            <w:r>
+              <w:rPr>
+                <w:rFonts w:ascii="Arial" w:hAnsi="Arial" w:eastAsia="Noto Sans JP"/>
+                <w:sz w:val="17"/>
+              </w:rPr>
+              <w:t>SwitchBot と Open-Meteo を切替。</w:t>
             </w:r>
           </w:p>
         </w:tc>

--- a/documents/DeskSideClock_基本設計書_v2.4.0.docx
+++ b/documents/DeskSideClock_基本設計書_v2.4.0.docx
@@ -5073,7 +5073,7 @@
                 <w:rFonts w:ascii="Arial" w:hAnsi="Arial"/>
                 <w:sz w:val="17"/>
               </w:rPr>
-              <w:t>weather_service.py</w:t>
+              <w:t>app/services/weather_service.py</w:t>
             </w:r>
           </w:p>
         </w:tc>
@@ -5140,7 +5140,7 @@
                 <w:rFonts w:ascii="Arial" w:hAnsi="Arial"/>
                 <w:sz w:val="17"/>
               </w:rPr>
-              <w:t>display_light_controller.py</w:t>
+              <w:t>app/services/display_light_controller.py</w:t>
             </w:r>
           </w:p>
         </w:tc>
@@ -5206,7 +5206,7 @@
                 <w:rFonts w:ascii="Arial" w:hAnsi="Arial"/>
                 <w:sz w:val="17"/>
               </w:rPr>
-              <w:t>clock_renderer.py</w:t>
+              <w:t>app/renderer/clock_renderer.py</w:t>
             </w:r>
           </w:p>
         </w:tc>
@@ -5273,7 +5273,7 @@
                 <w:rFonts w:ascii="Arial" w:hAnsi="Arial"/>
                 <w:sz w:val="17"/>
               </w:rPr>
-              <w:t>utils/common.py</w:t>
+              <w:t>app/utils/common.py</w:t>
             </w:r>
           </w:p>
         </w:tc>
@@ -5339,6 +5339,7 @@
                 <w:rFonts w:ascii="Arial" w:hAnsi="Arial"/>
                 <w:sz w:val="17"/>
               </w:rPr>
+              <w:t>app/test/*.py</w:t>
             </w:r>
           </w:p>
         </w:tc>
@@ -5360,6 +5361,7 @@
                 <w:rFonts w:ascii="Arial" w:hAnsi="Arial"/>
                 <w:sz w:val="17"/>
               </w:rPr>
+              <w:t>実機診断</w:t>
             </w:r>
           </w:p>
         </w:tc>
@@ -5381,6 +5383,7 @@
                 <w:rFonts w:ascii="Arial" w:hAnsi="Arial"/>
                 <w:sz w:val="17"/>
               </w:rPr>
+              <w:t>物理センサー、PIR、カメラの単独・一括診断</w:t>
             </w:r>
           </w:p>
         </w:tc>
@@ -5403,6 +5406,7 @@
                 <w:rFonts w:ascii="Arial" w:hAnsi="Arial"/>
                 <w:sz w:val="17"/>
               </w:rPr>
+              <w:t>tests/*.py</w:t>
             </w:r>
           </w:p>
         </w:tc>
@@ -5423,6 +5427,7 @@
                 <w:rFonts w:ascii="Arial" w:hAnsi="Arial"/>
                 <w:sz w:val="17"/>
               </w:rPr>
+              <w:t>pytest回帰テスト</w:t>
             </w:r>
           </w:p>
         </w:tc>
@@ -5443,6 +5448,7 @@
                 <w:rFonts w:ascii="Arial" w:hAnsi="Arial"/>
                 <w:sz w:val="17"/>
               </w:rPr>
+              <w:t>制御、センサー、表示、顔認証の自動検証</w:t>
             </w:r>
           </w:p>
         </w:tc>
@@ -5466,6 +5472,7 @@
                 <w:rFonts w:ascii="Arial" w:hAnsi="Arial"/>
                 <w:sz w:val="17"/>
               </w:rPr>
+              <w:t>tools/verify_face_validation_images.py</w:t>
             </w:r>
           </w:p>
         </w:tc>
@@ -5487,6 +5494,7 @@
                 <w:rFonts w:ascii="Arial" w:hAnsi="Arial"/>
                 <w:sz w:val="17"/>
               </w:rPr>
+              <w:t>顔候補画像検証</w:t>
             </w:r>
           </w:p>
         </w:tc>
@@ -5508,6 +5516,7 @@
                 <w:rFonts w:ascii="Arial" w:hAnsi="Arial"/>
                 <w:sz w:val="17"/>
               </w:rPr>
+              <w:t>Haar Cascadeによる顔候補の妥当性を確認</w:t>
             </w:r>
           </w:p>
         </w:tc>
@@ -5530,6 +5539,7 @@
                 <w:rFonts w:ascii="Arial" w:hAnsi="Arial"/>
                 <w:sz w:val="17"/>
               </w:rPr>
+              <w:t>face/{detect_only,recognize_once,register,train}.py</w:t>
             </w:r>
           </w:p>
         </w:tc>
@@ -5550,6 +5560,7 @@
                 <w:rFonts w:ascii="Arial" w:hAnsi="Arial"/>
                 <w:sz w:val="17"/>
               </w:rPr>
+              <w:t>顔認証補助</w:t>
             </w:r>
           </w:p>
         </w:tc>
@@ -5570,6 +5581,7 @@
                 <w:rFonts w:ascii="Arial" w:hAnsi="Arial"/>
                 <w:sz w:val="17"/>
               </w:rPr>
+              <w:t>検出、単発認識、登録、学習を提供</w:t>
             </w:r>
           </w:p>
         </w:tc>
@@ -8229,7 +8241,7 @@
                 <w:rFonts w:ascii="Arial" w:hAnsi="Arial" w:eastAsia="Noto Sans JP"/>
                 <w:sz w:val="17"/>
               </w:rPr>
-              <w:t>温度へ-4.2℃、湿度は整数</w:t>
+              <w:t>温度へ-9.0℃、湿度へ+14%RHを加算</w:t>
             </w:r>
           </w:p>
         </w:tc>
@@ -8306,7 +8318,7 @@
                 <w:rFonts w:ascii="Arial" w:hAnsi="Arial" w:eastAsia="Noto Sans JP"/>
                 <w:sz w:val="17"/>
               </w:rPr>
-              <w:t>温湿度を変換。現行UI巡回外</w:t>
+              <w:t>温度へ-7.1℃、湿度へ+11%RHを加算。室温巡回対象</w:t>
             </w:r>
           </w:p>
         </w:tc>
@@ -8380,7 +8392,7 @@
                 <w:rFonts w:ascii="Arial" w:hAnsi="Arial" w:eastAsia="Noto Sans JP"/>
                 <w:sz w:val="17"/>
               </w:rPr>
-              <w:t>校正式で温湿度気圧へ変換し、公開温度へ-4.5℃</w:t>
+              <w:t>校正式で温湿度気圧へ変換し、温度へ-5.2℃、湿度へ+15%RHを加算</w:t>
             </w:r>
           </w:p>
         </w:tc>
@@ -12115,7 +12127,7 @@
                 <w:rFonts w:ascii="Arial" w:hAnsi="Arial" w:eastAsia="Noto Sans JP"/>
                 <w:sz w:val="17"/>
               </w:rPr>
-              <w:t>直近2秒以内の動き</w:t>
+              <w:t>PIR HIGHが0.6秒継続</w:t>
             </w:r>
           </w:p>
         </w:tc>
@@ -12163,7 +12175,7 @@
                 <w:rFonts w:ascii="Arial" w:hAnsi="Arial" w:eastAsia="Noto Sans JP"/>
                 <w:sz w:val="17"/>
               </w:rPr>
-              <w:t>OFF中ならHDMI ON</w:t>
+              <w:t>OFF中ならHDMI ON、表示・照明セッションを現在時刻+300秒へ設定</w:t>
             </w:r>
           </w:p>
         </w:tc>
@@ -12190,7 +12202,7 @@
                 <w:rFonts w:ascii="Arial" w:hAnsi="Arial" w:eastAsia="Noto Sans JP"/>
                 <w:sz w:val="17"/>
               </w:rPr>
-              <w:t>任意</w:t>
+              <w:t>ON</w:t>
             </w:r>
           </w:p>
         </w:tc>
@@ -12215,7 +12227,7 @@
                 <w:rFonts w:ascii="Arial" w:hAnsi="Arial" w:eastAsia="Noto Sans JP"/>
                 <w:sz w:val="17"/>
               </w:rPr>
-              <w:t>明所</w:t>
+              <w:t>認証済み本人顔</w:t>
             </w:r>
           </w:p>
         </w:tc>
@@ -12265,7 +12277,7 @@
                 <w:rFonts w:ascii="Arial" w:hAnsi="Arial" w:eastAsia="Noto Sans JP"/>
                 <w:sz w:val="17"/>
               </w:rPr>
-              <w:t>OFF中ならHDMI ON</w:t>
+              <w:t>セッション期限を現在時刻+600秒へ延長</w:t>
             </w:r>
           </w:p>
         </w:tc>
@@ -12315,7 +12327,7 @@
                 <w:rFonts w:ascii="Arial" w:hAnsi="Arial" w:eastAsia="Noto Sans JP"/>
                 <w:sz w:val="17"/>
               </w:rPr>
-              <w:t>暗所かつ無検知180秒</w:t>
+              <w:t>期限到達</w:t>
             </w:r>
           </w:p>
         </w:tc>
@@ -12339,7 +12351,7 @@
                 <w:rFonts w:ascii="Arial" w:hAnsi="Arial" w:eastAsia="Noto Sans JP"/>
                 <w:sz w:val="17"/>
               </w:rPr>
-              <w:t>DIM</w:t>
+              <w:t>FADING</w:t>
             </w:r>
           </w:p>
         </w:tc>
@@ -12363,7 +12375,7 @@
                 <w:rFonts w:ascii="Arial" w:hAnsi="Arial" w:eastAsia="Noto Sans JP"/>
                 <w:sz w:val="17"/>
               </w:rPr>
-              <w:t>減光開始</w:t>
+              <w:t>30秒の表示フェードを開始</w:t>
             </w:r>
           </w:p>
         </w:tc>
@@ -12390,7 +12402,7 @@
                 <w:rFonts w:ascii="Arial" w:hAnsi="Arial" w:eastAsia="Noto Sans JP"/>
                 <w:sz w:val="17"/>
               </w:rPr>
-              <w:t>DIM</w:t>
+              <w:t>FADING</w:t>
             </w:r>
           </w:p>
         </w:tc>
@@ -12415,7 +12427,7 @@
                 <w:rFonts w:ascii="Arial" w:hAnsi="Arial" w:eastAsia="Noto Sans JP"/>
                 <w:sz w:val="17"/>
               </w:rPr>
-              <w:t>輝度0到達</w:t>
+              <w:t>PIR HIGHが0.6秒継続</w:t>
             </w:r>
           </w:p>
         </w:tc>
@@ -12440,7 +12452,7 @@
                 <w:rFonts w:ascii="Arial" w:hAnsi="Arial" w:eastAsia="Noto Sans JP"/>
                 <w:sz w:val="17"/>
               </w:rPr>
-              <w:t>OFF</w:t>
+              <w:t>ON</w:t>
             </w:r>
           </w:p>
         </w:tc>
@@ -12465,7 +12477,7 @@
                 <w:rFonts w:ascii="Arial" w:hAnsi="Arial" w:eastAsia="Noto Sans JP"/>
                 <w:sz w:val="17"/>
               </w:rPr>
-              <w:t>HDMI OFF</w:t>
+              <w:t>フェードを中止し、表示・照明セッションを現在時刻+300秒へ設定</w:t>
             </w:r>
           </w:p>
         </w:tc>
@@ -12491,7 +12503,7 @@
                 <w:rFonts w:ascii="Arial" w:hAnsi="Arial" w:eastAsia="Noto Sans JP"/>
                 <w:sz w:val="17"/>
               </w:rPr>
-              <w:t>DIM</w:t>
+              <w:t>FADING</w:t>
             </w:r>
           </w:p>
         </w:tc>
@@ -12515,7 +12527,7 @@
                 <w:rFonts w:ascii="Arial" w:hAnsi="Arial" w:eastAsia="Noto Sans JP"/>
                 <w:sz w:val="17"/>
               </w:rPr>
-              <w:t>DIM後60秒</w:t>
+              <w:t>フェード完了</w:t>
             </w:r>
           </w:p>
         </w:tc>
@@ -12563,7 +12575,7 @@
                 <w:rFonts w:ascii="Arial" w:hAnsi="Arial" w:eastAsia="Noto Sans JP"/>
                 <w:sz w:val="17"/>
               </w:rPr>
-              <w:t>HDMI OFF</w:t>
+              <w:t>HDMIと照明を同時にOFF</w:t>
             </w:r>
           </w:p>
         </w:tc>
@@ -14719,7 +14731,7 @@
           <w:rFonts w:ascii="Arial" w:hAnsi="Arial" w:eastAsia="Noto Sans JP"/>
           <w:sz w:val="20"/>
         </w:rPr>
-        <w:t>AHT21を正式情報源にする場合はINDOOR_SOURCES、鮮度判定、表示・受入仕様を同時に更新する。</w:t>
+        <w:t>室温情報源を追加・変更する場合は、INDOOR_SOURCES、鮮度判定、表示・受入仕様を同時に更新する。</w:t>
       </w:r>
     </w:p>
     <w:p>

--- a/documents/DeskSideClock_基本設計書_v2.4.0.docx
+++ b/documents/DeskSideClock_基本設計書_v2.4.0.docx
@@ -327,7 +327,7 @@
                 <w:rFonts w:ascii="Arial" w:hAnsi="Arial"/>
                 <w:sz w:val="17"/>
               </w:rPr>
-              <w:t>momopoem/deskclock</w:t>
+              <w:t>GitHub上の本リポジトリ</w:t>
             </w:r>
           </w:p>
         </w:tc>
